--- a/dataset/guides/HW/manual/IT-HW-001-M_업무 PC 기본 장애 처리 매뉴얼.docx
+++ b/dataset/guides/HW/manual/IT-HW-001-M_업무 PC 기본 장애 처리 매뉴얼.docx
@@ -4550,6 +4550,105 @@
         </w:tc>
       </w:tr>
     </w:tbl>
+    <w:tbl>
+      <w:tblPr>
+        <w:tblW w:type="dxa" w:w="9638"/>
+        <w:tblBorders>
+          <w:top w:val="single" w:color="auto" w:sz="4"/>
+          <w:left w:val="single" w:color="auto" w:sz="4"/>
+          <w:bottom w:val="single" w:color="auto" w:sz="4"/>
+          <w:right w:val="single" w:color="auto" w:sz="4"/>
+          <w:insideH w:val="single" w:color="auto" w:sz="4"/>
+          <w:insideV w:val="single" w:color="auto" w:sz="4"/>
+        </w:tblBorders>
+      </w:tblPr>
+      <w:tblGrid>
+        <w:gridCol w:w="9638"/>
+      </w:tblGrid>
+      <w:tr>
+        <w:tc>
+          <w:tcPr>
+            <w:tcW w:type="dxa" w:w="9638"/>
+            <w:tcBorders>
+              <w:top w:val="single" w:color="C9D3DC" w:sz="4"/>
+              <w:left w:val="single" w:color="C9D3DC" w:sz="4"/>
+              <w:bottom w:val="single" w:color="C9D3DC" w:sz="4"/>
+              <w:right w:val="single" w:color="C9D3DC" w:sz="4"/>
+            </w:tcBorders>
+            <w:tcMar>
+              <w:top w:type="dxa" w:w="70"/>
+              <w:left w:type="dxa" w:w="110"/>
+              <w:bottom w:type="dxa" w:w="70"/>
+              <w:right w:type="dxa" w:w="110"/>
+            </w:tcMar>
+          </w:tcPr>
+          <w:p>
+            <w:pPr>
+              <w:spacing w:after="400" w:before="400"/>
+              <w:jc w:val="center"/>
+            </w:pPr>
+            <w:r>
+              <w:drawing>
+                <wp:inline xmlns:a="http://schemas.openxmlformats.org/drawingml/2006/main" xmlns:pic="http://schemas.openxmlformats.org/drawingml/2006/picture">
+                  <wp:extent cx="5955030" cy="2580513"/>
+                  <wp:docPr id="1" name="Picture 1" descr="그림 3.1. 처리 흐름도. 접수 시 확인 질문, 판단 기준, 처리 절차, 처리 후 안내와 이관 정보를 순서대로 표시한다."/>
+                  <wp:cNvGraphicFramePr>
+                    <a:graphicFrameLocks noChangeAspect="1"/>
+                  </wp:cNvGraphicFramePr>
+                  <a:graphic>
+                    <a:graphicData uri="http://schemas.openxmlformats.org/drawingml/2006/picture">
+                      <pic:pic>
+                        <pic:nvPicPr>
+                          <pic:cNvPr id="0" name="IT-HW-001-M_fig3.1.png"/>
+                          <pic:cNvPicPr/>
+                        </pic:nvPicPr>
+                        <pic:blipFill>
+                          <a:blip r:embed="rId13"/>
+                          <a:stretch>
+                            <a:fillRect/>
+                          </a:stretch>
+                        </pic:blipFill>
+                        <pic:spPr>
+                          <a:xfrm>
+                            <a:off x="0" y="0"/>
+                            <a:ext cx="5955030" cy="2580513"/>
+                          </a:xfrm>
+                          <a:prstGeom prst="rect"/>
+                        </pic:spPr>
+                      </pic:pic>
+                    </a:graphicData>
+                  </a:graphic>
+                </wp:inline>
+              </w:drawing>
+            </w:r>
+          </w:p>
+        </w:tc>
+      </w:tr>
+    </w:tbl>
+    <w:p>
+      <w:pPr>
+        <w:spacing w:after="100" w:before="60"/>
+      </w:pPr>
+      <w:r>
+        <w:rPr>
+          <w:rFonts w:ascii="맑은 고딕" w:cs="맑은 고딕" w:eastAsia="맑은 고딕" w:hAnsi="맑은 고딕"/>
+          <w:b/>
+          <w:bCs/>
+          <w:color w:val="4A5560"/>
+          <w:sz w:val="18"/>
+          <w:szCs w:val="18"/>
+        </w:rPr>
+        <w:t xml:space="preserve">그림 3.1-1. </w:t>
+      </w:r>
+      <w:r>
+        <w:rPr>
+          <w:rFonts w:ascii="맑은 고딕" w:cs="맑은 고딕" w:eastAsia="맑은 고딕" w:hAnsi="맑은 고딕"/>
+          <w:sz w:val="18"/>
+          <w:szCs w:val="18"/>
+        </w:rPr>
+        <w:t>처리 흐름도. 접수 시 확인 질문, 판단 기준, 처리 절차, 처리 후 안내와 이관 정보를 순서대로 표시한다.</w:t>
+      </w:r>
+    </w:p>
     <w:p>
       <w:pPr>
         <w:pStyle w:val="Heading3"/>
@@ -4693,6 +4792,105 @@
           <w:rFonts w:ascii="맑은 고딕" w:cs="맑은 고딕" w:eastAsia="맑은 고딕" w:hAnsi="맑은 고딕"/>
         </w:rPr>
         <w:t xml:space="preserve">여유 공간이 10% 이상인지 확인한다.</w:t>
+      </w:r>
+    </w:p>
+    <w:tbl>
+      <w:tblPr>
+        <w:tblW w:type="dxa" w:w="9638"/>
+        <w:tblBorders>
+          <w:top w:val="single" w:color="auto" w:sz="4"/>
+          <w:left w:val="single" w:color="auto" w:sz="4"/>
+          <w:bottom w:val="single" w:color="auto" w:sz="4"/>
+          <w:right w:val="single" w:color="auto" w:sz="4"/>
+          <w:insideH w:val="single" w:color="auto" w:sz="4"/>
+          <w:insideV w:val="single" w:color="auto" w:sz="4"/>
+        </w:tblBorders>
+      </w:tblPr>
+      <w:tblGrid>
+        <w:gridCol w:w="9638"/>
+      </w:tblGrid>
+      <w:tr>
+        <w:tc>
+          <w:tcPr>
+            <w:tcW w:type="dxa" w:w="9638"/>
+            <w:tcBorders>
+              <w:top w:val="single" w:color="C9D3DC" w:sz="4"/>
+              <w:left w:val="single" w:color="C9D3DC" w:sz="4"/>
+              <w:bottom w:val="single" w:color="C9D3DC" w:sz="4"/>
+              <w:right w:val="single" w:color="C9D3DC" w:sz="4"/>
+            </w:tcBorders>
+            <w:tcMar>
+              <w:top w:type="dxa" w:w="70"/>
+              <w:left w:type="dxa" w:w="110"/>
+              <w:bottom w:type="dxa" w:w="70"/>
+              <w:right w:type="dxa" w:w="110"/>
+            </w:tcMar>
+          </w:tcPr>
+          <w:p>
+            <w:pPr>
+              <w:spacing w:after="400" w:before="400"/>
+              <w:jc w:val="center"/>
+            </w:pPr>
+            <w:r>
+              <w:drawing>
+                <wp:inline xmlns:a="http://schemas.openxmlformats.org/drawingml/2006/main" xmlns:pic="http://schemas.openxmlformats.org/drawingml/2006/picture">
+                  <wp:extent cx="5955030" cy="2580513"/>
+                  <wp:docPr id="14" name="Picture 14" descr="그림 3.1-2. 원격 지원 도구 화면 예시. C드라이브에서 큰 폴더를 확인하고 정리하는 위치를 표시한다."/>
+                  <wp:cNvGraphicFramePr>
+                    <a:graphicFrameLocks noChangeAspect="1"/>
+                  </wp:cNvGraphicFramePr>
+                  <a:graphic>
+                    <a:graphicData uri="http://schemas.openxmlformats.org/drawingml/2006/picture">
+                      <pic:pic>
+                        <pic:nvPicPr>
+                          <pic:cNvPr id="0" name="IT-HW-001-M_fig3.1-2.png"/>
+                          <pic:cNvPicPr/>
+                        </pic:nvPicPr>
+                        <pic:blipFill>
+                          <a:blip r:embed="rId26"/>
+                          <a:stretch>
+                            <a:fillRect/>
+                          </a:stretch>
+                        </pic:blipFill>
+                        <pic:spPr>
+                          <a:xfrm>
+                            <a:off x="0" y="0"/>
+                            <a:ext cx="5955030" cy="2580513"/>
+                          </a:xfrm>
+                          <a:prstGeom prst="rect"/>
+                        </pic:spPr>
+                      </pic:pic>
+                    </a:graphicData>
+                  </a:graphic>
+                </wp:inline>
+              </w:drawing>
+            </w:r>
+          </w:p>
+        </w:tc>
+      </w:tr>
+    </w:tbl>
+    <w:p>
+      <w:pPr>
+        <w:spacing w:after="100" w:before="60"/>
+      </w:pPr>
+      <w:r>
+        <w:rPr>
+          <w:rFonts w:ascii="맑은 고딕" w:cs="맑은 고딕" w:eastAsia="맑은 고딕" w:hAnsi="맑은 고딕"/>
+          <w:b/>
+          <w:bCs/>
+          <w:color w:val="4A5560"/>
+          <w:sz w:val="18"/>
+          <w:szCs w:val="18"/>
+        </w:rPr>
+        <w:t xml:space="preserve">그림 3.1-2. </w:t>
+      </w:r>
+      <w:r>
+        <w:rPr>
+          <w:rFonts w:ascii="맑은 고딕" w:cs="맑은 고딕" w:eastAsia="맑은 고딕" w:hAnsi="맑은 고딕"/>
+          <w:sz w:val="18"/>
+          <w:szCs w:val="18"/>
+        </w:rPr>
+        <w:t>원격 지원 도구 화면 예시. C드라이브에서 큰 폴더를 확인하고 정리하는 위치를 표시한다.</w:t>
       </w:r>
     </w:p>
     <w:p>
@@ -5079,6 +5277,105 @@
         </w:tc>
       </w:tr>
     </w:tbl>
+    <w:tbl>
+      <w:tblPr>
+        <w:tblW w:type="dxa" w:w="9638"/>
+        <w:tblBorders>
+          <w:top w:val="single" w:color="auto" w:sz="4"/>
+          <w:left w:val="single" w:color="auto" w:sz="4"/>
+          <w:bottom w:val="single" w:color="auto" w:sz="4"/>
+          <w:right w:val="single" w:color="auto" w:sz="4"/>
+          <w:insideH w:val="single" w:color="auto" w:sz="4"/>
+          <w:insideV w:val="single" w:color="auto" w:sz="4"/>
+        </w:tblBorders>
+      </w:tblPr>
+      <w:tblGrid>
+        <w:gridCol w:w="9638"/>
+      </w:tblGrid>
+      <w:tr>
+        <w:tc>
+          <w:tcPr>
+            <w:tcW w:type="dxa" w:w="9638"/>
+            <w:tcBorders>
+              <w:top w:val="single" w:color="C9D3DC" w:sz="4"/>
+              <w:left w:val="single" w:color="C9D3DC" w:sz="4"/>
+              <w:bottom w:val="single" w:color="C9D3DC" w:sz="4"/>
+              <w:right w:val="single" w:color="C9D3DC" w:sz="4"/>
+            </w:tcBorders>
+            <w:tcMar>
+              <w:top w:type="dxa" w:w="70"/>
+              <w:left w:type="dxa" w:w="110"/>
+              <w:bottom w:type="dxa" w:w="70"/>
+              <w:right w:type="dxa" w:w="110"/>
+            </w:tcMar>
+          </w:tcPr>
+          <w:p>
+            <w:pPr>
+              <w:spacing w:after="400" w:before="400"/>
+              <w:jc w:val="center"/>
+            </w:pPr>
+            <w:r>
+              <w:drawing>
+                <wp:inline xmlns:a="http://schemas.openxmlformats.org/drawingml/2006/main" xmlns:pic="http://schemas.openxmlformats.org/drawingml/2006/picture">
+                  <wp:extent cx="5955030" cy="2580513"/>
+                  <wp:docPr id="2" name="Picture 2" descr="그림 3.2. 처리 흐름도. 접수 시 확인 질문, 판단 기준, 처리 절차, 처리 후 안내와 이관 정보를 순서대로 표시한다."/>
+                  <wp:cNvGraphicFramePr>
+                    <a:graphicFrameLocks noChangeAspect="1"/>
+                  </wp:cNvGraphicFramePr>
+                  <a:graphic>
+                    <a:graphicData uri="http://schemas.openxmlformats.org/drawingml/2006/picture">
+                      <pic:pic>
+                        <pic:nvPicPr>
+                          <pic:cNvPr id="0" name="IT-HW-001-M_fig3.2.png"/>
+                          <pic:cNvPicPr/>
+                        </pic:nvPicPr>
+                        <pic:blipFill>
+                          <a:blip r:embed="rId14"/>
+                          <a:stretch>
+                            <a:fillRect/>
+                          </a:stretch>
+                        </pic:blipFill>
+                        <pic:spPr>
+                          <a:xfrm>
+                            <a:off x="0" y="0"/>
+                            <a:ext cx="5955030" cy="2580513"/>
+                          </a:xfrm>
+                          <a:prstGeom prst="rect"/>
+                        </pic:spPr>
+                      </pic:pic>
+                    </a:graphicData>
+                  </a:graphic>
+                </wp:inline>
+              </w:drawing>
+            </w:r>
+          </w:p>
+        </w:tc>
+      </w:tr>
+    </w:tbl>
+    <w:p>
+      <w:pPr>
+        <w:spacing w:after="100" w:before="60"/>
+      </w:pPr>
+      <w:r>
+        <w:rPr>
+          <w:rFonts w:ascii="맑은 고딕" w:cs="맑은 고딕" w:eastAsia="맑은 고딕" w:hAnsi="맑은 고딕"/>
+          <w:b/>
+          <w:bCs/>
+          <w:color w:val="4A5560"/>
+          <w:sz w:val="18"/>
+          <w:szCs w:val="18"/>
+        </w:rPr>
+        <w:t xml:space="preserve">그림 3.2-1. </w:t>
+      </w:r>
+      <w:r>
+        <w:rPr>
+          <w:rFonts w:ascii="맑은 고딕" w:cs="맑은 고딕" w:eastAsia="맑은 고딕" w:hAnsi="맑은 고딕"/>
+          <w:sz w:val="18"/>
+          <w:szCs w:val="18"/>
+        </w:rPr>
+        <w:t>처리 흐름도. 접수 시 확인 질문, 판단 기준, 처리 절차, 처리 후 안내와 이관 정보를 순서대로 표시한다.</w:t>
+      </w:r>
+    </w:p>
     <w:p>
       <w:pPr>
         <w:pStyle w:val="Heading3"/>
@@ -5222,6 +5519,105 @@
           <w:rFonts w:ascii="맑은 고딕" w:cs="맑은 고딕" w:eastAsia="맑은 고딕" w:hAnsi="맑은 고딕"/>
         </w:rPr>
         <w:t xml:space="preserve">재부팅 후 속도를 확인한다.</w:t>
+      </w:r>
+    </w:p>
+    <w:tbl>
+      <w:tblPr>
+        <w:tblW w:type="dxa" w:w="9638"/>
+        <w:tblBorders>
+          <w:top w:val="single" w:color="auto" w:sz="4"/>
+          <w:left w:val="single" w:color="auto" w:sz="4"/>
+          <w:bottom w:val="single" w:color="auto" w:sz="4"/>
+          <w:right w:val="single" w:color="auto" w:sz="4"/>
+          <w:insideH w:val="single" w:color="auto" w:sz="4"/>
+          <w:insideV w:val="single" w:color="auto" w:sz="4"/>
+        </w:tblBorders>
+      </w:tblPr>
+      <w:tblGrid>
+        <w:gridCol w:w="9638"/>
+      </w:tblGrid>
+      <w:tr>
+        <w:tc>
+          <w:tcPr>
+            <w:tcW w:type="dxa" w:w="9638"/>
+            <w:tcBorders>
+              <w:top w:val="single" w:color="C9D3DC" w:sz="4"/>
+              <w:left w:val="single" w:color="C9D3DC" w:sz="4"/>
+              <w:bottom w:val="single" w:color="C9D3DC" w:sz="4"/>
+              <w:right w:val="single" w:color="C9D3DC" w:sz="4"/>
+            </w:tcBorders>
+            <w:tcMar>
+              <w:top w:type="dxa" w:w="70"/>
+              <w:left w:type="dxa" w:w="110"/>
+              <w:bottom w:type="dxa" w:w="70"/>
+              <w:right w:type="dxa" w:w="110"/>
+            </w:tcMar>
+          </w:tcPr>
+          <w:p>
+            <w:pPr>
+              <w:spacing w:after="400" w:before="400"/>
+              <w:jc w:val="center"/>
+            </w:pPr>
+            <w:r>
+              <w:drawing>
+                <wp:inline xmlns:a="http://schemas.openxmlformats.org/drawingml/2006/main" xmlns:pic="http://schemas.openxmlformats.org/drawingml/2006/picture">
+                  <wp:extent cx="5955030" cy="2580513"/>
+                  <wp:docPr id="15" name="Picture 15" descr="그림 3.2-2. 원격 지원 도구 화면 예시. 사용자 PC의 시작 프로그램을 확인하고 정리하는 위치를 표시한다."/>
+                  <wp:cNvGraphicFramePr>
+                    <a:graphicFrameLocks noChangeAspect="1"/>
+                  </wp:cNvGraphicFramePr>
+                  <a:graphic>
+                    <a:graphicData uri="http://schemas.openxmlformats.org/drawingml/2006/picture">
+                      <pic:pic>
+                        <pic:nvPicPr>
+                          <pic:cNvPr id="0" name="IT-HW-001-M_fig3.2-2.png"/>
+                          <pic:cNvPicPr/>
+                        </pic:nvPicPr>
+                        <pic:blipFill>
+                          <a:blip r:embed="rId27"/>
+                          <a:stretch>
+                            <a:fillRect/>
+                          </a:stretch>
+                        </pic:blipFill>
+                        <pic:spPr>
+                          <a:xfrm>
+                            <a:off x="0" y="0"/>
+                            <a:ext cx="5955030" cy="2580513"/>
+                          </a:xfrm>
+                          <a:prstGeom prst="rect"/>
+                        </pic:spPr>
+                      </pic:pic>
+                    </a:graphicData>
+                  </a:graphic>
+                </wp:inline>
+              </w:drawing>
+            </w:r>
+          </w:p>
+        </w:tc>
+      </w:tr>
+    </w:tbl>
+    <w:p>
+      <w:pPr>
+        <w:spacing w:after="100" w:before="60"/>
+      </w:pPr>
+      <w:r>
+        <w:rPr>
+          <w:rFonts w:ascii="맑은 고딕" w:cs="맑은 고딕" w:eastAsia="맑은 고딕" w:hAnsi="맑은 고딕"/>
+          <w:b/>
+          <w:bCs/>
+          <w:color w:val="4A5560"/>
+          <w:sz w:val="18"/>
+          <w:szCs w:val="18"/>
+        </w:rPr>
+        <w:t xml:space="preserve">그림 3.2-2. </w:t>
+      </w:r>
+      <w:r>
+        <w:rPr>
+          <w:rFonts w:ascii="맑은 고딕" w:cs="맑은 고딕" w:eastAsia="맑은 고딕" w:hAnsi="맑은 고딕"/>
+          <w:sz w:val="18"/>
+          <w:szCs w:val="18"/>
+        </w:rPr>
+        <w:t>원격 지원 도구 화면 예시. 사용자 PC의 시작 프로그램을 확인하고 정리하는 위치를 표시한다.</w:t>
       </w:r>
     </w:p>
     <w:p>
@@ -5608,6 +6004,105 @@
         </w:tc>
       </w:tr>
     </w:tbl>
+    <w:tbl>
+      <w:tblPr>
+        <w:tblW w:type="dxa" w:w="9638"/>
+        <w:tblBorders>
+          <w:top w:val="single" w:color="auto" w:sz="4"/>
+          <w:left w:val="single" w:color="auto" w:sz="4"/>
+          <w:bottom w:val="single" w:color="auto" w:sz="4"/>
+          <w:right w:val="single" w:color="auto" w:sz="4"/>
+          <w:insideH w:val="single" w:color="auto" w:sz="4"/>
+          <w:insideV w:val="single" w:color="auto" w:sz="4"/>
+        </w:tblBorders>
+      </w:tblPr>
+      <w:tblGrid>
+        <w:gridCol w:w="9638"/>
+      </w:tblGrid>
+      <w:tr>
+        <w:tc>
+          <w:tcPr>
+            <w:tcW w:type="dxa" w:w="9638"/>
+            <w:tcBorders>
+              <w:top w:val="single" w:color="C9D3DC" w:sz="4"/>
+              <w:left w:val="single" w:color="C9D3DC" w:sz="4"/>
+              <w:bottom w:val="single" w:color="C9D3DC" w:sz="4"/>
+              <w:right w:val="single" w:color="C9D3DC" w:sz="4"/>
+            </w:tcBorders>
+            <w:tcMar>
+              <w:top w:type="dxa" w:w="70"/>
+              <w:left w:type="dxa" w:w="110"/>
+              <w:bottom w:type="dxa" w:w="70"/>
+              <w:right w:type="dxa" w:w="110"/>
+            </w:tcMar>
+          </w:tcPr>
+          <w:p>
+            <w:pPr>
+              <w:spacing w:after="400" w:before="400"/>
+              <w:jc w:val="center"/>
+            </w:pPr>
+            <w:r>
+              <w:drawing>
+                <wp:inline xmlns:a="http://schemas.openxmlformats.org/drawingml/2006/main" xmlns:pic="http://schemas.openxmlformats.org/drawingml/2006/picture">
+                  <wp:extent cx="5955030" cy="2580513"/>
+                  <wp:docPr id="3" name="Picture 3" descr="그림 3.3. 처리 흐름도. 접수 시 확인 질문, 판단 기준, 처리 절차, 처리 후 안내와 이관 정보를 순서대로 표시한다."/>
+                  <wp:cNvGraphicFramePr>
+                    <a:graphicFrameLocks noChangeAspect="1"/>
+                  </wp:cNvGraphicFramePr>
+                  <a:graphic>
+                    <a:graphicData uri="http://schemas.openxmlformats.org/drawingml/2006/picture">
+                      <pic:pic>
+                        <pic:nvPicPr>
+                          <pic:cNvPr id="0" name="IT-HW-001-M_fig3.3.png"/>
+                          <pic:cNvPicPr/>
+                        </pic:nvPicPr>
+                        <pic:blipFill>
+                          <a:blip r:embed="rId15"/>
+                          <a:stretch>
+                            <a:fillRect/>
+                          </a:stretch>
+                        </pic:blipFill>
+                        <pic:spPr>
+                          <a:xfrm>
+                            <a:off x="0" y="0"/>
+                            <a:ext cx="5955030" cy="2580513"/>
+                          </a:xfrm>
+                          <a:prstGeom prst="rect"/>
+                        </pic:spPr>
+                      </pic:pic>
+                    </a:graphicData>
+                  </a:graphic>
+                </wp:inline>
+              </w:drawing>
+            </w:r>
+          </w:p>
+        </w:tc>
+      </w:tr>
+    </w:tbl>
+    <w:p>
+      <w:pPr>
+        <w:spacing w:after="100" w:before="60"/>
+      </w:pPr>
+      <w:r>
+        <w:rPr>
+          <w:rFonts w:ascii="맑은 고딕" w:cs="맑은 고딕" w:eastAsia="맑은 고딕" w:hAnsi="맑은 고딕"/>
+          <w:b/>
+          <w:bCs/>
+          <w:color w:val="4A5560"/>
+          <w:sz w:val="18"/>
+          <w:szCs w:val="18"/>
+        </w:rPr>
+        <w:t xml:space="preserve">그림 3.3-1. </w:t>
+      </w:r>
+      <w:r>
+        <w:rPr>
+          <w:rFonts w:ascii="맑은 고딕" w:cs="맑은 고딕" w:eastAsia="맑은 고딕" w:hAnsi="맑은 고딕"/>
+          <w:sz w:val="18"/>
+          <w:szCs w:val="18"/>
+        </w:rPr>
+        <w:t>처리 흐름도. 접수 시 확인 질문, 판단 기준, 처리 절차, 처리 후 안내와 이관 정보를 순서대로 표시한다.</w:t>
+      </w:r>
+    </w:p>
     <w:p>
       <w:pPr>
         <w:pStyle w:val="Heading3"/>
@@ -5767,6 +6262,105 @@
           <w:rFonts w:ascii="맑은 고딕" w:cs="맑은 고딕" w:eastAsia="맑은 고딕" w:hAnsi="맑은 고딕"/>
         </w:rPr>
         <w:t xml:space="preserve">교체 후 같은 작업으로 성능을 확인한다.</w:t>
+      </w:r>
+    </w:p>
+    <w:tbl>
+      <w:tblPr>
+        <w:tblW w:type="dxa" w:w="9638"/>
+        <w:tblBorders>
+          <w:top w:val="single" w:color="auto" w:sz="4"/>
+          <w:left w:val="single" w:color="auto" w:sz="4"/>
+          <w:bottom w:val="single" w:color="auto" w:sz="4"/>
+          <w:right w:val="single" w:color="auto" w:sz="4"/>
+          <w:insideH w:val="single" w:color="auto" w:sz="4"/>
+          <w:insideV w:val="single" w:color="auto" w:sz="4"/>
+        </w:tblBorders>
+      </w:tblPr>
+      <w:tblGrid>
+        <w:gridCol w:w="9638"/>
+      </w:tblGrid>
+      <w:tr>
+        <w:tc>
+          <w:tcPr>
+            <w:tcW w:type="dxa" w:w="9638"/>
+            <w:tcBorders>
+              <w:top w:val="single" w:color="C9D3DC" w:sz="4"/>
+              <w:left w:val="single" w:color="C9D3DC" w:sz="4"/>
+              <w:bottom w:val="single" w:color="C9D3DC" w:sz="4"/>
+              <w:right w:val="single" w:color="C9D3DC" w:sz="4"/>
+            </w:tcBorders>
+            <w:tcMar>
+              <w:top w:type="dxa" w:w="70"/>
+              <w:left w:type="dxa" w:w="110"/>
+              <w:bottom w:type="dxa" w:w="70"/>
+              <w:right w:type="dxa" w:w="110"/>
+            </w:tcMar>
+          </w:tcPr>
+          <w:p>
+            <w:pPr>
+              <w:spacing w:after="400" w:before="400"/>
+              <w:jc w:val="center"/>
+            </w:pPr>
+            <w:r>
+              <w:drawing>
+                <wp:inline xmlns:a="http://schemas.openxmlformats.org/drawingml/2006/main" xmlns:pic="http://schemas.openxmlformats.org/drawingml/2006/picture">
+                  <wp:extent cx="5955030" cy="2580513"/>
+                  <wp:docPr id="16" name="Picture 16" descr="그림 3.3-2. 원격 지원 도구 화면 예시. 사용자 PC의 메모리·디스크 상태를 점검하는 위치를 표시한다."/>
+                  <wp:cNvGraphicFramePr>
+                    <a:graphicFrameLocks noChangeAspect="1"/>
+                  </wp:cNvGraphicFramePr>
+                  <a:graphic>
+                    <a:graphicData uri="http://schemas.openxmlformats.org/drawingml/2006/picture">
+                      <pic:pic>
+                        <pic:nvPicPr>
+                          <pic:cNvPr id="0" name="IT-HW-001-M_fig3.3-2.png"/>
+                          <pic:cNvPicPr/>
+                        </pic:nvPicPr>
+                        <pic:blipFill>
+                          <a:blip r:embed="rId28"/>
+                          <a:stretch>
+                            <a:fillRect/>
+                          </a:stretch>
+                        </pic:blipFill>
+                        <pic:spPr>
+                          <a:xfrm>
+                            <a:off x="0" y="0"/>
+                            <a:ext cx="5955030" cy="2580513"/>
+                          </a:xfrm>
+                          <a:prstGeom prst="rect"/>
+                        </pic:spPr>
+                      </pic:pic>
+                    </a:graphicData>
+                  </a:graphic>
+                </wp:inline>
+              </w:drawing>
+            </w:r>
+          </w:p>
+        </w:tc>
+      </w:tr>
+    </w:tbl>
+    <w:p>
+      <w:pPr>
+        <w:spacing w:after="100" w:before="60"/>
+      </w:pPr>
+      <w:r>
+        <w:rPr>
+          <w:rFonts w:ascii="맑은 고딕" w:cs="맑은 고딕" w:eastAsia="맑은 고딕" w:hAnsi="맑은 고딕"/>
+          <w:b/>
+          <w:bCs/>
+          <w:color w:val="4A5560"/>
+          <w:sz w:val="18"/>
+          <w:szCs w:val="18"/>
+        </w:rPr>
+        <w:t xml:space="preserve">그림 3.3-2. </w:t>
+      </w:r>
+      <w:r>
+        <w:rPr>
+          <w:rFonts w:ascii="맑은 고딕" w:cs="맑은 고딕" w:eastAsia="맑은 고딕" w:hAnsi="맑은 고딕"/>
+          <w:sz w:val="18"/>
+          <w:szCs w:val="18"/>
+        </w:rPr>
+        <w:t>원격 지원 도구 화면 예시. 사용자 PC의 메모리·디스크 상태를 점검하는 위치를 표시한다.</w:t>
       </w:r>
     </w:p>
     <w:p>
@@ -6153,6 +6747,105 @@
         </w:tc>
       </w:tr>
     </w:tbl>
+    <w:tbl>
+      <w:tblPr>
+        <w:tblW w:type="dxa" w:w="9638"/>
+        <w:tblBorders>
+          <w:top w:val="single" w:color="auto" w:sz="4"/>
+          <w:left w:val="single" w:color="auto" w:sz="4"/>
+          <w:bottom w:val="single" w:color="auto" w:sz="4"/>
+          <w:right w:val="single" w:color="auto" w:sz="4"/>
+          <w:insideH w:val="single" w:color="auto" w:sz="4"/>
+          <w:insideV w:val="single" w:color="auto" w:sz="4"/>
+        </w:tblBorders>
+      </w:tblPr>
+      <w:tblGrid>
+        <w:gridCol w:w="9638"/>
+      </w:tblGrid>
+      <w:tr>
+        <w:tc>
+          <w:tcPr>
+            <w:tcW w:type="dxa" w:w="9638"/>
+            <w:tcBorders>
+              <w:top w:val="single" w:color="C9D3DC" w:sz="4"/>
+              <w:left w:val="single" w:color="C9D3DC" w:sz="4"/>
+              <w:bottom w:val="single" w:color="C9D3DC" w:sz="4"/>
+              <w:right w:val="single" w:color="C9D3DC" w:sz="4"/>
+            </w:tcBorders>
+            <w:tcMar>
+              <w:top w:type="dxa" w:w="70"/>
+              <w:left w:type="dxa" w:w="110"/>
+              <w:bottom w:type="dxa" w:w="70"/>
+              <w:right w:type="dxa" w:w="110"/>
+            </w:tcMar>
+          </w:tcPr>
+          <w:p>
+            <w:pPr>
+              <w:spacing w:after="400" w:before="400"/>
+              <w:jc w:val="center"/>
+            </w:pPr>
+            <w:r>
+              <w:drawing>
+                <wp:inline xmlns:a="http://schemas.openxmlformats.org/drawingml/2006/main" xmlns:pic="http://schemas.openxmlformats.org/drawingml/2006/picture">
+                  <wp:extent cx="5955030" cy="2580513"/>
+                  <wp:docPr id="4" name="Picture 4" descr="그림 3.4. 처리 흐름도. 접수 시 확인 질문, 판단 기준, 처리 절차, 처리 후 안내와 이관 정보를 순서대로 표시한다."/>
+                  <wp:cNvGraphicFramePr>
+                    <a:graphicFrameLocks noChangeAspect="1"/>
+                  </wp:cNvGraphicFramePr>
+                  <a:graphic>
+                    <a:graphicData uri="http://schemas.openxmlformats.org/drawingml/2006/picture">
+                      <pic:pic>
+                        <pic:nvPicPr>
+                          <pic:cNvPr id="0" name="IT-HW-001-M_fig3.4.png"/>
+                          <pic:cNvPicPr/>
+                        </pic:nvPicPr>
+                        <pic:blipFill>
+                          <a:blip r:embed="rId16"/>
+                          <a:stretch>
+                            <a:fillRect/>
+                          </a:stretch>
+                        </pic:blipFill>
+                        <pic:spPr>
+                          <a:xfrm>
+                            <a:off x="0" y="0"/>
+                            <a:ext cx="5955030" cy="2580513"/>
+                          </a:xfrm>
+                          <a:prstGeom prst="rect"/>
+                        </pic:spPr>
+                      </pic:pic>
+                    </a:graphicData>
+                  </a:graphic>
+                </wp:inline>
+              </w:drawing>
+            </w:r>
+          </w:p>
+        </w:tc>
+      </w:tr>
+    </w:tbl>
+    <w:p>
+      <w:pPr>
+        <w:spacing w:after="100" w:before="60"/>
+      </w:pPr>
+      <w:r>
+        <w:rPr>
+          <w:rFonts w:ascii="맑은 고딕" w:cs="맑은 고딕" w:eastAsia="맑은 고딕" w:hAnsi="맑은 고딕"/>
+          <w:b/>
+          <w:bCs/>
+          <w:color w:val="4A5560"/>
+          <w:sz w:val="18"/>
+          <w:szCs w:val="18"/>
+        </w:rPr>
+        <w:t xml:space="preserve">그림 3.4-1. </w:t>
+      </w:r>
+      <w:r>
+        <w:rPr>
+          <w:rFonts w:ascii="맑은 고딕" w:cs="맑은 고딕" w:eastAsia="맑은 고딕" w:hAnsi="맑은 고딕"/>
+          <w:sz w:val="18"/>
+          <w:szCs w:val="18"/>
+        </w:rPr>
+        <w:t>처리 흐름도. 접수 시 확인 질문, 판단 기준, 처리 절차, 처리 후 안내와 이관 정보를 순서대로 표시한다.</w:t>
+      </w:r>
+    </w:p>
     <w:p>
       <w:pPr>
         <w:pStyle w:val="Heading3"/>
@@ -6296,6 +6989,105 @@
           <w:rFonts w:ascii="맑은 고딕" w:cs="맑은 고딕" w:eastAsia="맑은 고딕" w:hAnsi="맑은 고딕"/>
         </w:rPr>
         <w:t xml:space="preserve">정상 부팅을 확인한다.</w:t>
+      </w:r>
+    </w:p>
+    <w:tbl>
+      <w:tblPr>
+        <w:tblW w:type="dxa" w:w="9638"/>
+        <w:tblBorders>
+          <w:top w:val="single" w:color="auto" w:sz="4"/>
+          <w:left w:val="single" w:color="auto" w:sz="4"/>
+          <w:bottom w:val="single" w:color="auto" w:sz="4"/>
+          <w:right w:val="single" w:color="auto" w:sz="4"/>
+          <w:insideH w:val="single" w:color="auto" w:sz="4"/>
+          <w:insideV w:val="single" w:color="auto" w:sz="4"/>
+        </w:tblBorders>
+      </w:tblPr>
+      <w:tblGrid>
+        <w:gridCol w:w="9638"/>
+      </w:tblGrid>
+      <w:tr>
+        <w:tc>
+          <w:tcPr>
+            <w:tcW w:type="dxa" w:w="9638"/>
+            <w:tcBorders>
+              <w:top w:val="single" w:color="C9D3DC" w:sz="4"/>
+              <w:left w:val="single" w:color="C9D3DC" w:sz="4"/>
+              <w:bottom w:val="single" w:color="C9D3DC" w:sz="4"/>
+              <w:right w:val="single" w:color="C9D3DC" w:sz="4"/>
+            </w:tcBorders>
+            <w:tcMar>
+              <w:top w:type="dxa" w:w="70"/>
+              <w:left w:type="dxa" w:w="110"/>
+              <w:bottom w:type="dxa" w:w="70"/>
+              <w:right w:type="dxa" w:w="110"/>
+            </w:tcMar>
+          </w:tcPr>
+          <w:p>
+            <w:pPr>
+              <w:spacing w:after="400" w:before="400"/>
+              <w:jc w:val="center"/>
+            </w:pPr>
+            <w:r>
+              <w:drawing>
+                <wp:inline xmlns:a="http://schemas.openxmlformats.org/drawingml/2006/main" xmlns:pic="http://schemas.openxmlformats.org/drawingml/2006/picture">
+                  <wp:extent cx="5955030" cy="2580513"/>
+                  <wp:docPr id="17" name="Picture 17" descr="그림 3.4-2. 전원 어댑터 점검 그림. 점검할 어댑터와 충전 표시등, 교체 위치를 표시한다."/>
+                  <wp:cNvGraphicFramePr>
+                    <a:graphicFrameLocks noChangeAspect="1"/>
+                  </wp:cNvGraphicFramePr>
+                  <a:graphic>
+                    <a:graphicData uri="http://schemas.openxmlformats.org/drawingml/2006/picture">
+                      <pic:pic>
+                        <pic:nvPicPr>
+                          <pic:cNvPr id="0" name="IT-HW-001-M_fig3.4-2.png"/>
+                          <pic:cNvPicPr/>
+                        </pic:nvPicPr>
+                        <pic:blipFill>
+                          <a:blip r:embed="rId29"/>
+                          <a:stretch>
+                            <a:fillRect/>
+                          </a:stretch>
+                        </pic:blipFill>
+                        <pic:spPr>
+                          <a:xfrm>
+                            <a:off x="0" y="0"/>
+                            <a:ext cx="5955030" cy="2580513"/>
+                          </a:xfrm>
+                          <a:prstGeom prst="rect"/>
+                        </pic:spPr>
+                      </pic:pic>
+                    </a:graphicData>
+                  </a:graphic>
+                </wp:inline>
+              </w:drawing>
+            </w:r>
+          </w:p>
+        </w:tc>
+      </w:tr>
+    </w:tbl>
+    <w:p>
+      <w:pPr>
+        <w:spacing w:after="100" w:before="60"/>
+      </w:pPr>
+      <w:r>
+        <w:rPr>
+          <w:rFonts w:ascii="맑은 고딕" w:cs="맑은 고딕" w:eastAsia="맑은 고딕" w:hAnsi="맑은 고딕"/>
+          <w:b/>
+          <w:bCs/>
+          <w:color w:val="4A5560"/>
+          <w:sz w:val="18"/>
+          <w:szCs w:val="18"/>
+        </w:rPr>
+        <w:t xml:space="preserve">그림 3.4-2. </w:t>
+      </w:r>
+      <w:r>
+        <w:rPr>
+          <w:rFonts w:ascii="맑은 고딕" w:cs="맑은 고딕" w:eastAsia="맑은 고딕" w:hAnsi="맑은 고딕"/>
+          <w:sz w:val="18"/>
+          <w:szCs w:val="18"/>
+        </w:rPr>
+        <w:t>전원 어댑터 점검 그림. 점검할 어댑터와 충전 표시등, 교체 위치를 표시한다.</w:t>
       </w:r>
     </w:p>
     <w:p>
@@ -6650,6 +7442,105 @@
         </w:tc>
       </w:tr>
     </w:tbl>
+    <w:tbl>
+      <w:tblPr>
+        <w:tblW w:type="dxa" w:w="9638"/>
+        <w:tblBorders>
+          <w:top w:val="single" w:color="auto" w:sz="4"/>
+          <w:left w:val="single" w:color="auto" w:sz="4"/>
+          <w:bottom w:val="single" w:color="auto" w:sz="4"/>
+          <w:right w:val="single" w:color="auto" w:sz="4"/>
+          <w:insideH w:val="single" w:color="auto" w:sz="4"/>
+          <w:insideV w:val="single" w:color="auto" w:sz="4"/>
+        </w:tblBorders>
+      </w:tblPr>
+      <w:tblGrid>
+        <w:gridCol w:w="9638"/>
+      </w:tblGrid>
+      <w:tr>
+        <w:tc>
+          <w:tcPr>
+            <w:tcW w:type="dxa" w:w="9638"/>
+            <w:tcBorders>
+              <w:top w:val="single" w:color="C9D3DC" w:sz="4"/>
+              <w:left w:val="single" w:color="C9D3DC" w:sz="4"/>
+              <w:bottom w:val="single" w:color="C9D3DC" w:sz="4"/>
+              <w:right w:val="single" w:color="C9D3DC" w:sz="4"/>
+            </w:tcBorders>
+            <w:tcMar>
+              <w:top w:type="dxa" w:w="70"/>
+              <w:left w:type="dxa" w:w="110"/>
+              <w:bottom w:type="dxa" w:w="70"/>
+              <w:right w:type="dxa" w:w="110"/>
+            </w:tcMar>
+          </w:tcPr>
+          <w:p>
+            <w:pPr>
+              <w:spacing w:after="400" w:before="400"/>
+              <w:jc w:val="center"/>
+            </w:pPr>
+            <w:r>
+              <w:drawing>
+                <wp:inline xmlns:a="http://schemas.openxmlformats.org/drawingml/2006/main" xmlns:pic="http://schemas.openxmlformats.org/drawingml/2006/picture">
+                  <wp:extent cx="5955030" cy="2580513"/>
+                  <wp:docPr id="5" name="Picture 5" descr="그림 3.5. 처리 흐름도. 접수 시 확인 질문, 판단 기준, 처리 절차, 처리 후 안내와 이관 정보를 순서대로 표시한다."/>
+                  <wp:cNvGraphicFramePr>
+                    <a:graphicFrameLocks noChangeAspect="1"/>
+                  </wp:cNvGraphicFramePr>
+                  <a:graphic>
+                    <a:graphicData uri="http://schemas.openxmlformats.org/drawingml/2006/picture">
+                      <pic:pic>
+                        <pic:nvPicPr>
+                          <pic:cNvPr id="0" name="IT-HW-001-M_fig3.5.png"/>
+                          <pic:cNvPicPr/>
+                        </pic:nvPicPr>
+                        <pic:blipFill>
+                          <a:blip r:embed="rId17"/>
+                          <a:stretch>
+                            <a:fillRect/>
+                          </a:stretch>
+                        </pic:blipFill>
+                        <pic:spPr>
+                          <a:xfrm>
+                            <a:off x="0" y="0"/>
+                            <a:ext cx="5955030" cy="2580513"/>
+                          </a:xfrm>
+                          <a:prstGeom prst="rect"/>
+                        </pic:spPr>
+                      </pic:pic>
+                    </a:graphicData>
+                  </a:graphic>
+                </wp:inline>
+              </w:drawing>
+            </w:r>
+          </w:p>
+        </w:tc>
+      </w:tr>
+    </w:tbl>
+    <w:p>
+      <w:pPr>
+        <w:spacing w:after="100" w:before="60"/>
+      </w:pPr>
+      <w:r>
+        <w:rPr>
+          <w:rFonts w:ascii="맑은 고딕" w:cs="맑은 고딕" w:eastAsia="맑은 고딕" w:hAnsi="맑은 고딕"/>
+          <w:b/>
+          <w:bCs/>
+          <w:color w:val="4A5560"/>
+          <w:sz w:val="18"/>
+          <w:szCs w:val="18"/>
+        </w:rPr>
+        <w:t xml:space="preserve">그림 3.5-1. </w:t>
+      </w:r>
+      <w:r>
+        <w:rPr>
+          <w:rFonts w:ascii="맑은 고딕" w:cs="맑은 고딕" w:eastAsia="맑은 고딕" w:hAnsi="맑은 고딕"/>
+          <w:sz w:val="18"/>
+          <w:szCs w:val="18"/>
+        </w:rPr>
+        <w:t>처리 흐름도. 접수 시 확인 질문, 판단 기준, 처리 절차, 처리 후 안내와 이관 정보를 순서대로 표시한다.</w:t>
+      </w:r>
+    </w:p>
     <w:p>
       <w:pPr>
         <w:pStyle w:val="Heading3"/>
@@ -6793,6 +7684,105 @@
           <w:rFonts w:ascii="맑은 고딕" w:cs="맑은 고딕" w:eastAsia="맑은 고딕" w:hAnsi="맑은 고딕"/>
         </w:rPr>
         <w:t xml:space="preserve">정상 부팅을 확인한다.</w:t>
+      </w:r>
+    </w:p>
+    <w:tbl>
+      <w:tblPr>
+        <w:tblW w:type="dxa" w:w="9638"/>
+        <w:tblBorders>
+          <w:top w:val="single" w:color="auto" w:sz="4"/>
+          <w:left w:val="single" w:color="auto" w:sz="4"/>
+          <w:bottom w:val="single" w:color="auto" w:sz="4"/>
+          <w:right w:val="single" w:color="auto" w:sz="4"/>
+          <w:insideH w:val="single" w:color="auto" w:sz="4"/>
+          <w:insideV w:val="single" w:color="auto" w:sz="4"/>
+        </w:tblBorders>
+      </w:tblPr>
+      <w:tblGrid>
+        <w:gridCol w:w="9638"/>
+      </w:tblGrid>
+      <w:tr>
+        <w:tc>
+          <w:tcPr>
+            <w:tcW w:type="dxa" w:w="9638"/>
+            <w:tcBorders>
+              <w:top w:val="single" w:color="C9D3DC" w:sz="4"/>
+              <w:left w:val="single" w:color="C9D3DC" w:sz="4"/>
+              <w:bottom w:val="single" w:color="C9D3DC" w:sz="4"/>
+              <w:right w:val="single" w:color="C9D3DC" w:sz="4"/>
+            </w:tcBorders>
+            <w:tcMar>
+              <w:top w:type="dxa" w:w="70"/>
+              <w:left w:type="dxa" w:w="110"/>
+              <w:bottom w:type="dxa" w:w="70"/>
+              <w:right w:type="dxa" w:w="110"/>
+            </w:tcMar>
+          </w:tcPr>
+          <w:p>
+            <w:pPr>
+              <w:spacing w:after="400" w:before="400"/>
+              <w:jc w:val="center"/>
+            </w:pPr>
+            <w:r>
+              <w:drawing>
+                <wp:inline xmlns:a="http://schemas.openxmlformats.org/drawingml/2006/main" xmlns:pic="http://schemas.openxmlformats.org/drawingml/2006/picture">
+                  <wp:extent cx="5955030" cy="2580513"/>
+                  <wp:docPr id="18" name="Picture 18" descr="그림 3.5-2. 안전 모드의 장치 관리자 화면 예시. [드라이버 롤백] 위치를 표시한다."/>
+                  <wp:cNvGraphicFramePr>
+                    <a:graphicFrameLocks noChangeAspect="1"/>
+                  </wp:cNvGraphicFramePr>
+                  <a:graphic>
+                    <a:graphicData uri="http://schemas.openxmlformats.org/drawingml/2006/picture">
+                      <pic:pic>
+                        <pic:nvPicPr>
+                          <pic:cNvPr id="0" name="IT-HW-001-M_fig3.5-2.png"/>
+                          <pic:cNvPicPr/>
+                        </pic:nvPicPr>
+                        <pic:blipFill>
+                          <a:blip r:embed="rId30"/>
+                          <a:stretch>
+                            <a:fillRect/>
+                          </a:stretch>
+                        </pic:blipFill>
+                        <pic:spPr>
+                          <a:xfrm>
+                            <a:off x="0" y="0"/>
+                            <a:ext cx="5955030" cy="2580513"/>
+                          </a:xfrm>
+                          <a:prstGeom prst="rect"/>
+                        </pic:spPr>
+                      </pic:pic>
+                    </a:graphicData>
+                  </a:graphic>
+                </wp:inline>
+              </w:drawing>
+            </w:r>
+          </w:p>
+        </w:tc>
+      </w:tr>
+    </w:tbl>
+    <w:p>
+      <w:pPr>
+        <w:spacing w:after="100" w:before="60"/>
+      </w:pPr>
+      <w:r>
+        <w:rPr>
+          <w:rFonts w:ascii="맑은 고딕" w:cs="맑은 고딕" w:eastAsia="맑은 고딕" w:hAnsi="맑은 고딕"/>
+          <w:b/>
+          <w:bCs/>
+          <w:color w:val="4A5560"/>
+          <w:sz w:val="18"/>
+          <w:szCs w:val="18"/>
+        </w:rPr>
+        <w:t xml:space="preserve">그림 3.5-2. </w:t>
+      </w:r>
+      <w:r>
+        <w:rPr>
+          <w:rFonts w:ascii="맑은 고딕" w:cs="맑은 고딕" w:eastAsia="맑은 고딕" w:hAnsi="맑은 고딕"/>
+          <w:sz w:val="18"/>
+          <w:szCs w:val="18"/>
+        </w:rPr>
+        <w:t>안전 모드의 장치 관리자 화면 예시. [드라이버 롤백] 위치를 표시한다.</w:t>
       </w:r>
     </w:p>
     <w:p>
@@ -7147,6 +8137,105 @@
         </w:tc>
       </w:tr>
     </w:tbl>
+    <w:tbl>
+      <w:tblPr>
+        <w:tblW w:type="dxa" w:w="9638"/>
+        <w:tblBorders>
+          <w:top w:val="single" w:color="auto" w:sz="4"/>
+          <w:left w:val="single" w:color="auto" w:sz="4"/>
+          <w:bottom w:val="single" w:color="auto" w:sz="4"/>
+          <w:right w:val="single" w:color="auto" w:sz="4"/>
+          <w:insideH w:val="single" w:color="auto" w:sz="4"/>
+          <w:insideV w:val="single" w:color="auto" w:sz="4"/>
+        </w:tblBorders>
+      </w:tblPr>
+      <w:tblGrid>
+        <w:gridCol w:w="9638"/>
+      </w:tblGrid>
+      <w:tr>
+        <w:tc>
+          <w:tcPr>
+            <w:tcW w:type="dxa" w:w="9638"/>
+            <w:tcBorders>
+              <w:top w:val="single" w:color="C9D3DC" w:sz="4"/>
+              <w:left w:val="single" w:color="C9D3DC" w:sz="4"/>
+              <w:bottom w:val="single" w:color="C9D3DC" w:sz="4"/>
+              <w:right w:val="single" w:color="C9D3DC" w:sz="4"/>
+            </w:tcBorders>
+            <w:tcMar>
+              <w:top w:type="dxa" w:w="70"/>
+              <w:left w:type="dxa" w:w="110"/>
+              <w:bottom w:type="dxa" w:w="70"/>
+              <w:right w:type="dxa" w:w="110"/>
+            </w:tcMar>
+          </w:tcPr>
+          <w:p>
+            <w:pPr>
+              <w:spacing w:after="400" w:before="400"/>
+              <w:jc w:val="center"/>
+            </w:pPr>
+            <w:r>
+              <w:drawing>
+                <wp:inline xmlns:a="http://schemas.openxmlformats.org/drawingml/2006/main" xmlns:pic="http://schemas.openxmlformats.org/drawingml/2006/picture">
+                  <wp:extent cx="5955030" cy="2580513"/>
+                  <wp:docPr id="6" name="Picture 6" descr="그림 3.6. 처리 흐름도. 접수 시 확인 질문, 판단 기준, 처리 절차, 처리 후 안내와 이관 정보를 순서대로 표시한다."/>
+                  <wp:cNvGraphicFramePr>
+                    <a:graphicFrameLocks noChangeAspect="1"/>
+                  </wp:cNvGraphicFramePr>
+                  <a:graphic>
+                    <a:graphicData uri="http://schemas.openxmlformats.org/drawingml/2006/picture">
+                      <pic:pic>
+                        <pic:nvPicPr>
+                          <pic:cNvPr id="0" name="IT-HW-001-M_fig3.6.png"/>
+                          <pic:cNvPicPr/>
+                        </pic:nvPicPr>
+                        <pic:blipFill>
+                          <a:blip r:embed="rId18"/>
+                          <a:stretch>
+                            <a:fillRect/>
+                          </a:stretch>
+                        </pic:blipFill>
+                        <pic:spPr>
+                          <a:xfrm>
+                            <a:off x="0" y="0"/>
+                            <a:ext cx="5955030" cy="2580513"/>
+                          </a:xfrm>
+                          <a:prstGeom prst="rect"/>
+                        </pic:spPr>
+                      </pic:pic>
+                    </a:graphicData>
+                  </a:graphic>
+                </wp:inline>
+              </w:drawing>
+            </w:r>
+          </w:p>
+        </w:tc>
+      </w:tr>
+    </w:tbl>
+    <w:p>
+      <w:pPr>
+        <w:spacing w:after="100" w:before="60"/>
+      </w:pPr>
+      <w:r>
+        <w:rPr>
+          <w:rFonts w:ascii="맑은 고딕" w:cs="맑은 고딕" w:eastAsia="맑은 고딕" w:hAnsi="맑은 고딕"/>
+          <w:b/>
+          <w:bCs/>
+          <w:color w:val="4A5560"/>
+          <w:sz w:val="18"/>
+          <w:szCs w:val="18"/>
+        </w:rPr>
+        <w:t xml:space="preserve">그림 3.6-1. </w:t>
+      </w:r>
+      <w:r>
+        <w:rPr>
+          <w:rFonts w:ascii="맑은 고딕" w:cs="맑은 고딕" w:eastAsia="맑은 고딕" w:hAnsi="맑은 고딕"/>
+          <w:sz w:val="18"/>
+          <w:szCs w:val="18"/>
+        </w:rPr>
+        <w:t>처리 흐름도. 접수 시 확인 질문, 판단 기준, 처리 절차, 처리 후 안내와 이관 정보를 순서대로 표시한다.</w:t>
+      </w:r>
+    </w:p>
     <w:p>
       <w:pPr>
         <w:pStyle w:val="Heading3"/>
@@ -7290,6 +8379,105 @@
           <w:rFonts w:ascii="맑은 고딕" w:cs="맑은 고딕" w:eastAsia="맑은 고딕" w:hAnsi="맑은 고딕"/>
         </w:rPr>
         <w:t xml:space="preserve">복구 키를 전달하고 로그인까지 확인한다.</w:t>
+      </w:r>
+    </w:p>
+    <w:tbl>
+      <w:tblPr>
+        <w:tblW w:type="dxa" w:w="9638"/>
+        <w:tblBorders>
+          <w:top w:val="single" w:color="auto" w:sz="4"/>
+          <w:left w:val="single" w:color="auto" w:sz="4"/>
+          <w:bottom w:val="single" w:color="auto" w:sz="4"/>
+          <w:right w:val="single" w:color="auto" w:sz="4"/>
+          <w:insideH w:val="single" w:color="auto" w:sz="4"/>
+          <w:insideV w:val="single" w:color="auto" w:sz="4"/>
+        </w:tblBorders>
+      </w:tblPr>
+      <w:tblGrid>
+        <w:gridCol w:w="9638"/>
+      </w:tblGrid>
+      <w:tr>
+        <w:tc>
+          <w:tcPr>
+            <w:tcW w:type="dxa" w:w="9638"/>
+            <w:tcBorders>
+              <w:top w:val="single" w:color="C9D3DC" w:sz="4"/>
+              <w:left w:val="single" w:color="C9D3DC" w:sz="4"/>
+              <w:bottom w:val="single" w:color="C9D3DC" w:sz="4"/>
+              <w:right w:val="single" w:color="C9D3DC" w:sz="4"/>
+            </w:tcBorders>
+            <w:tcMar>
+              <w:top w:type="dxa" w:w="70"/>
+              <w:left w:type="dxa" w:w="110"/>
+              <w:bottom w:type="dxa" w:w="70"/>
+              <w:right w:type="dxa" w:w="110"/>
+            </w:tcMar>
+          </w:tcPr>
+          <w:p>
+            <w:pPr>
+              <w:spacing w:after="400" w:before="400"/>
+              <w:jc w:val="center"/>
+            </w:pPr>
+            <w:r>
+              <w:drawing>
+                <wp:inline xmlns:a="http://schemas.openxmlformats.org/drawingml/2006/main" xmlns:pic="http://schemas.openxmlformats.org/drawingml/2006/picture">
+                  <wp:extent cx="5955030" cy="2580513"/>
+                  <wp:docPr id="19" name="Picture 19" descr="그림 3.6-2. 단말 관리 콘솔 화면 예시. 복구 키 ID로 복구 키를 조회하는 위치를 표시한다."/>
+                  <wp:cNvGraphicFramePr>
+                    <a:graphicFrameLocks noChangeAspect="1"/>
+                  </wp:cNvGraphicFramePr>
+                  <a:graphic>
+                    <a:graphicData uri="http://schemas.openxmlformats.org/drawingml/2006/picture">
+                      <pic:pic>
+                        <pic:nvPicPr>
+                          <pic:cNvPr id="0" name="IT-HW-001-M_fig3.6-2.png"/>
+                          <pic:cNvPicPr/>
+                        </pic:nvPicPr>
+                        <pic:blipFill>
+                          <a:blip r:embed="rId31"/>
+                          <a:stretch>
+                            <a:fillRect/>
+                          </a:stretch>
+                        </pic:blipFill>
+                        <pic:spPr>
+                          <a:xfrm>
+                            <a:off x="0" y="0"/>
+                            <a:ext cx="5955030" cy="2580513"/>
+                          </a:xfrm>
+                          <a:prstGeom prst="rect"/>
+                        </pic:spPr>
+                      </pic:pic>
+                    </a:graphicData>
+                  </a:graphic>
+                </wp:inline>
+              </w:drawing>
+            </w:r>
+          </w:p>
+        </w:tc>
+      </w:tr>
+    </w:tbl>
+    <w:p>
+      <w:pPr>
+        <w:spacing w:after="100" w:before="60"/>
+      </w:pPr>
+      <w:r>
+        <w:rPr>
+          <w:rFonts w:ascii="맑은 고딕" w:cs="맑은 고딕" w:eastAsia="맑은 고딕" w:hAnsi="맑은 고딕"/>
+          <w:b/>
+          <w:bCs/>
+          <w:color w:val="4A5560"/>
+          <w:sz w:val="18"/>
+          <w:szCs w:val="18"/>
+        </w:rPr>
+        <w:t xml:space="preserve">그림 3.6-2. </w:t>
+      </w:r>
+      <w:r>
+        <w:rPr>
+          <w:rFonts w:ascii="맑은 고딕" w:cs="맑은 고딕" w:eastAsia="맑은 고딕" w:hAnsi="맑은 고딕"/>
+          <w:sz w:val="18"/>
+          <w:szCs w:val="18"/>
+        </w:rPr>
+        <w:t>단말 관리 콘솔 화면 예시. 복구 키 ID로 복구 키를 조회하는 위치를 표시한다.</w:t>
       </w:r>
     </w:p>
     <w:p>
@@ -7644,6 +8832,105 @@
         </w:tc>
       </w:tr>
     </w:tbl>
+    <w:tbl>
+      <w:tblPr>
+        <w:tblW w:type="dxa" w:w="9638"/>
+        <w:tblBorders>
+          <w:top w:val="single" w:color="auto" w:sz="4"/>
+          <w:left w:val="single" w:color="auto" w:sz="4"/>
+          <w:bottom w:val="single" w:color="auto" w:sz="4"/>
+          <w:right w:val="single" w:color="auto" w:sz="4"/>
+          <w:insideH w:val="single" w:color="auto" w:sz="4"/>
+          <w:insideV w:val="single" w:color="auto" w:sz="4"/>
+        </w:tblBorders>
+      </w:tblPr>
+      <w:tblGrid>
+        <w:gridCol w:w="9638"/>
+      </w:tblGrid>
+      <w:tr>
+        <w:tc>
+          <w:tcPr>
+            <w:tcW w:type="dxa" w:w="9638"/>
+            <w:tcBorders>
+              <w:top w:val="single" w:color="C9D3DC" w:sz="4"/>
+              <w:left w:val="single" w:color="C9D3DC" w:sz="4"/>
+              <w:bottom w:val="single" w:color="C9D3DC" w:sz="4"/>
+              <w:right w:val="single" w:color="C9D3DC" w:sz="4"/>
+            </w:tcBorders>
+            <w:tcMar>
+              <w:top w:type="dxa" w:w="70"/>
+              <w:left w:type="dxa" w:w="110"/>
+              <w:bottom w:type="dxa" w:w="70"/>
+              <w:right w:type="dxa" w:w="110"/>
+            </w:tcMar>
+          </w:tcPr>
+          <w:p>
+            <w:pPr>
+              <w:spacing w:after="400" w:before="400"/>
+              <w:jc w:val="center"/>
+            </w:pPr>
+            <w:r>
+              <w:drawing>
+                <wp:inline xmlns:a="http://schemas.openxmlformats.org/drawingml/2006/main" xmlns:pic="http://schemas.openxmlformats.org/drawingml/2006/picture">
+                  <wp:extent cx="5955030" cy="2580513"/>
+                  <wp:docPr id="7" name="Picture 7" descr="그림 3.7. 처리 흐름도. 접수 시 확인 질문, 판단 기준, 처리 절차, 처리 후 안내와 이관 정보를 순서대로 표시한다."/>
+                  <wp:cNvGraphicFramePr>
+                    <a:graphicFrameLocks noChangeAspect="1"/>
+                  </wp:cNvGraphicFramePr>
+                  <a:graphic>
+                    <a:graphicData uri="http://schemas.openxmlformats.org/drawingml/2006/picture">
+                      <pic:pic>
+                        <pic:nvPicPr>
+                          <pic:cNvPr id="0" name="IT-HW-001-M_fig3.7.png"/>
+                          <pic:cNvPicPr/>
+                        </pic:nvPicPr>
+                        <pic:blipFill>
+                          <a:blip r:embed="rId19"/>
+                          <a:stretch>
+                            <a:fillRect/>
+                          </a:stretch>
+                        </pic:blipFill>
+                        <pic:spPr>
+                          <a:xfrm>
+                            <a:off x="0" y="0"/>
+                            <a:ext cx="5955030" cy="2580513"/>
+                          </a:xfrm>
+                          <a:prstGeom prst="rect"/>
+                        </pic:spPr>
+                      </pic:pic>
+                    </a:graphicData>
+                  </a:graphic>
+                </wp:inline>
+              </w:drawing>
+            </w:r>
+          </w:p>
+        </w:tc>
+      </w:tr>
+    </w:tbl>
+    <w:p>
+      <w:pPr>
+        <w:spacing w:after="100" w:before="60"/>
+      </w:pPr>
+      <w:r>
+        <w:rPr>
+          <w:rFonts w:ascii="맑은 고딕" w:cs="맑은 고딕" w:eastAsia="맑은 고딕" w:hAnsi="맑은 고딕"/>
+          <w:b/>
+          <w:bCs/>
+          <w:color w:val="4A5560"/>
+          <w:sz w:val="18"/>
+          <w:szCs w:val="18"/>
+        </w:rPr>
+        <w:t xml:space="preserve">그림 3.7-1. </w:t>
+      </w:r>
+      <w:r>
+        <w:rPr>
+          <w:rFonts w:ascii="맑은 고딕" w:cs="맑은 고딕" w:eastAsia="맑은 고딕" w:hAnsi="맑은 고딕"/>
+          <w:sz w:val="18"/>
+          <w:szCs w:val="18"/>
+        </w:rPr>
+        <w:t>처리 흐름도. 접수 시 확인 질문, 판단 기준, 처리 절차, 처리 후 안내와 이관 정보를 순서대로 표시한다.</w:t>
+      </w:r>
+    </w:p>
     <w:p>
       <w:pPr>
         <w:pStyle w:val="Heading3"/>
@@ -7771,6 +9058,105 @@
           <w:rFonts w:ascii="맑은 고딕" w:cs="맑은 고딕" w:eastAsia="맑은 고딕" w:hAnsi="맑은 고딕"/>
         </w:rPr>
         <w:t xml:space="preserve">복구가 안 되면 데이터 백업 후 OS 재설치를 진행한다.</w:t>
+      </w:r>
+    </w:p>
+    <w:tbl>
+      <w:tblPr>
+        <w:tblW w:type="dxa" w:w="9638"/>
+        <w:tblBorders>
+          <w:top w:val="single" w:color="auto" w:sz="4"/>
+          <w:left w:val="single" w:color="auto" w:sz="4"/>
+          <w:bottom w:val="single" w:color="auto" w:sz="4"/>
+          <w:right w:val="single" w:color="auto" w:sz="4"/>
+          <w:insideH w:val="single" w:color="auto" w:sz="4"/>
+          <w:insideV w:val="single" w:color="auto" w:sz="4"/>
+        </w:tblBorders>
+      </w:tblPr>
+      <w:tblGrid>
+        <w:gridCol w:w="9638"/>
+      </w:tblGrid>
+      <w:tr>
+        <w:tc>
+          <w:tcPr>
+            <w:tcW w:type="dxa" w:w="9638"/>
+            <w:tcBorders>
+              <w:top w:val="single" w:color="C9D3DC" w:sz="4"/>
+              <w:left w:val="single" w:color="C9D3DC" w:sz="4"/>
+              <w:bottom w:val="single" w:color="C9D3DC" w:sz="4"/>
+              <w:right w:val="single" w:color="C9D3DC" w:sz="4"/>
+            </w:tcBorders>
+            <w:tcMar>
+              <w:top w:type="dxa" w:w="70"/>
+              <w:left w:type="dxa" w:w="110"/>
+              <w:bottom w:type="dxa" w:w="70"/>
+              <w:right w:type="dxa" w:w="110"/>
+            </w:tcMar>
+          </w:tcPr>
+          <w:p>
+            <w:pPr>
+              <w:spacing w:after="400" w:before="400"/>
+              <w:jc w:val="center"/>
+            </w:pPr>
+            <w:r>
+              <w:drawing>
+                <wp:inline xmlns:a="http://schemas.openxmlformats.org/drawingml/2006/main" xmlns:pic="http://schemas.openxmlformats.org/drawingml/2006/picture">
+                  <wp:extent cx="5955030" cy="2580513"/>
+                  <wp:docPr id="20" name="Picture 20" descr="그림 3.7-2. 안전 모드의 시스템 파일 복구 화면 예시. 복구 진행 위치를 표시한다."/>
+                  <wp:cNvGraphicFramePr>
+                    <a:graphicFrameLocks noChangeAspect="1"/>
+                  </wp:cNvGraphicFramePr>
+                  <a:graphic>
+                    <a:graphicData uri="http://schemas.openxmlformats.org/drawingml/2006/picture">
+                      <pic:pic>
+                        <pic:nvPicPr>
+                          <pic:cNvPr id="0" name="IT-HW-001-M_fig3.7-2.png"/>
+                          <pic:cNvPicPr/>
+                        </pic:nvPicPr>
+                        <pic:blipFill>
+                          <a:blip r:embed="rId32"/>
+                          <a:stretch>
+                            <a:fillRect/>
+                          </a:stretch>
+                        </pic:blipFill>
+                        <pic:spPr>
+                          <a:xfrm>
+                            <a:off x="0" y="0"/>
+                            <a:ext cx="5955030" cy="2580513"/>
+                          </a:xfrm>
+                          <a:prstGeom prst="rect"/>
+                        </pic:spPr>
+                      </pic:pic>
+                    </a:graphicData>
+                  </a:graphic>
+                </wp:inline>
+              </w:drawing>
+            </w:r>
+          </w:p>
+        </w:tc>
+      </w:tr>
+    </w:tbl>
+    <w:p>
+      <w:pPr>
+        <w:spacing w:after="100" w:before="60"/>
+      </w:pPr>
+      <w:r>
+        <w:rPr>
+          <w:rFonts w:ascii="맑은 고딕" w:cs="맑은 고딕" w:eastAsia="맑은 고딕" w:hAnsi="맑은 고딕"/>
+          <w:b/>
+          <w:bCs/>
+          <w:color w:val="4A5560"/>
+          <w:sz w:val="18"/>
+          <w:szCs w:val="18"/>
+        </w:rPr>
+        <w:t xml:space="preserve">그림 3.7-2. </w:t>
+      </w:r>
+      <w:r>
+        <w:rPr>
+          <w:rFonts w:ascii="맑은 고딕" w:cs="맑은 고딕" w:eastAsia="맑은 고딕" w:hAnsi="맑은 고딕"/>
+          <w:sz w:val="18"/>
+          <w:szCs w:val="18"/>
+        </w:rPr>
+        <w:t>안전 모드의 시스템 파일 복구 화면 예시. 복구 진행 위치를 표시한다.</w:t>
       </w:r>
     </w:p>
     <w:p>
@@ -8125,6 +9511,105 @@
         </w:tc>
       </w:tr>
     </w:tbl>
+    <w:tbl>
+      <w:tblPr>
+        <w:tblW w:type="dxa" w:w="9638"/>
+        <w:tblBorders>
+          <w:top w:val="single" w:color="auto" w:sz="4"/>
+          <w:left w:val="single" w:color="auto" w:sz="4"/>
+          <w:bottom w:val="single" w:color="auto" w:sz="4"/>
+          <w:right w:val="single" w:color="auto" w:sz="4"/>
+          <w:insideH w:val="single" w:color="auto" w:sz="4"/>
+          <w:insideV w:val="single" w:color="auto" w:sz="4"/>
+        </w:tblBorders>
+      </w:tblPr>
+      <w:tblGrid>
+        <w:gridCol w:w="9638"/>
+      </w:tblGrid>
+      <w:tr>
+        <w:tc>
+          <w:tcPr>
+            <w:tcW w:type="dxa" w:w="9638"/>
+            <w:tcBorders>
+              <w:top w:val="single" w:color="C9D3DC" w:sz="4"/>
+              <w:left w:val="single" w:color="C9D3DC" w:sz="4"/>
+              <w:bottom w:val="single" w:color="C9D3DC" w:sz="4"/>
+              <w:right w:val="single" w:color="C9D3DC" w:sz="4"/>
+            </w:tcBorders>
+            <w:tcMar>
+              <w:top w:type="dxa" w:w="70"/>
+              <w:left w:type="dxa" w:w="110"/>
+              <w:bottom w:type="dxa" w:w="70"/>
+              <w:right w:type="dxa" w:w="110"/>
+            </w:tcMar>
+          </w:tcPr>
+          <w:p>
+            <w:pPr>
+              <w:spacing w:after="400" w:before="400"/>
+              <w:jc w:val="center"/>
+            </w:pPr>
+            <w:r>
+              <w:drawing>
+                <wp:inline xmlns:a="http://schemas.openxmlformats.org/drawingml/2006/main" xmlns:pic="http://schemas.openxmlformats.org/drawingml/2006/picture">
+                  <wp:extent cx="5955030" cy="2580513"/>
+                  <wp:docPr id="8" name="Picture 8" descr="그림 3.8. 처리 흐름도. 접수 시 확인 질문, 판단 기준, 처리 절차, 처리 후 안내와 이관 정보를 순서대로 표시한다."/>
+                  <wp:cNvGraphicFramePr>
+                    <a:graphicFrameLocks noChangeAspect="1"/>
+                  </wp:cNvGraphicFramePr>
+                  <a:graphic>
+                    <a:graphicData uri="http://schemas.openxmlformats.org/drawingml/2006/picture">
+                      <pic:pic>
+                        <pic:nvPicPr>
+                          <pic:cNvPr id="0" name="IT-HW-001-M_fig3.8.png"/>
+                          <pic:cNvPicPr/>
+                        </pic:nvPicPr>
+                        <pic:blipFill>
+                          <a:blip r:embed="rId20"/>
+                          <a:stretch>
+                            <a:fillRect/>
+                          </a:stretch>
+                        </pic:blipFill>
+                        <pic:spPr>
+                          <a:xfrm>
+                            <a:off x="0" y="0"/>
+                            <a:ext cx="5955030" cy="2580513"/>
+                          </a:xfrm>
+                          <a:prstGeom prst="rect"/>
+                        </pic:spPr>
+                      </pic:pic>
+                    </a:graphicData>
+                  </a:graphic>
+                </wp:inline>
+              </w:drawing>
+            </w:r>
+          </w:p>
+        </w:tc>
+      </w:tr>
+    </w:tbl>
+    <w:p>
+      <w:pPr>
+        <w:spacing w:after="100" w:before="60"/>
+      </w:pPr>
+      <w:r>
+        <w:rPr>
+          <w:rFonts w:ascii="맑은 고딕" w:cs="맑은 고딕" w:eastAsia="맑은 고딕" w:hAnsi="맑은 고딕"/>
+          <w:b/>
+          <w:bCs/>
+          <w:color w:val="4A5560"/>
+          <w:sz w:val="18"/>
+          <w:szCs w:val="18"/>
+        </w:rPr>
+        <w:t xml:space="preserve">그림 3.8-1. </w:t>
+      </w:r>
+      <w:r>
+        <w:rPr>
+          <w:rFonts w:ascii="맑은 고딕" w:cs="맑은 고딕" w:eastAsia="맑은 고딕" w:hAnsi="맑은 고딕"/>
+          <w:sz w:val="18"/>
+          <w:szCs w:val="18"/>
+        </w:rPr>
+        <w:t>처리 흐름도. 접수 시 확인 질문, 판단 기준, 처리 절차, 처리 후 안내와 이관 정보를 순서대로 표시한다.</w:t>
+      </w:r>
+    </w:p>
     <w:p>
       <w:pPr>
         <w:pStyle w:val="Heading3"/>
@@ -8268,6 +9753,105 @@
           <w:rFonts w:ascii="맑은 고딕" w:cs="맑은 고딕" w:eastAsia="맑은 고딕" w:hAnsi="맑은 고딕"/>
         </w:rPr>
         <w:t xml:space="preserve">외부 모니터 출력을 확인한다.</w:t>
+      </w:r>
+    </w:p>
+    <w:tbl>
+      <w:tblPr>
+        <w:tblW w:type="dxa" w:w="9638"/>
+        <w:tblBorders>
+          <w:top w:val="single" w:color="auto" w:sz="4"/>
+          <w:left w:val="single" w:color="auto" w:sz="4"/>
+          <w:bottom w:val="single" w:color="auto" w:sz="4"/>
+          <w:right w:val="single" w:color="auto" w:sz="4"/>
+          <w:insideH w:val="single" w:color="auto" w:sz="4"/>
+          <w:insideV w:val="single" w:color="auto" w:sz="4"/>
+        </w:tblBorders>
+      </w:tblPr>
+      <w:tblGrid>
+        <w:gridCol w:w="9638"/>
+      </w:tblGrid>
+      <w:tr>
+        <w:tc>
+          <w:tcPr>
+            <w:tcW w:type="dxa" w:w="9638"/>
+            <w:tcBorders>
+              <w:top w:val="single" w:color="C9D3DC" w:sz="4"/>
+              <w:left w:val="single" w:color="C9D3DC" w:sz="4"/>
+              <w:bottom w:val="single" w:color="C9D3DC" w:sz="4"/>
+              <w:right w:val="single" w:color="C9D3DC" w:sz="4"/>
+            </w:tcBorders>
+            <w:tcMar>
+              <w:top w:type="dxa" w:w="70"/>
+              <w:left w:type="dxa" w:w="110"/>
+              <w:bottom w:type="dxa" w:w="70"/>
+              <w:right w:type="dxa" w:w="110"/>
+            </w:tcMar>
+          </w:tcPr>
+          <w:p>
+            <w:pPr>
+              <w:spacing w:after="400" w:before="400"/>
+              <w:jc w:val="center"/>
+            </w:pPr>
+            <w:r>
+              <w:drawing>
+                <wp:inline xmlns:a="http://schemas.openxmlformats.org/drawingml/2006/main" xmlns:pic="http://schemas.openxmlformats.org/drawingml/2006/picture">
+                  <wp:extent cx="5955030" cy="2580513"/>
+                  <wp:docPr id="21" name="Picture 21" descr="그림 3.8-2. 도킹스테이션 펌웨어 업데이트 도구 화면 예시. 펌웨어 버전과 업데이트 위치를 표시한다."/>
+                  <wp:cNvGraphicFramePr>
+                    <a:graphicFrameLocks noChangeAspect="1"/>
+                  </wp:cNvGraphicFramePr>
+                  <a:graphic>
+                    <a:graphicData uri="http://schemas.openxmlformats.org/drawingml/2006/picture">
+                      <pic:pic>
+                        <pic:nvPicPr>
+                          <pic:cNvPr id="0" name="IT-HW-001-M_fig3.8-2.png"/>
+                          <pic:cNvPicPr/>
+                        </pic:nvPicPr>
+                        <pic:blipFill>
+                          <a:blip r:embed="rId33"/>
+                          <a:stretch>
+                            <a:fillRect/>
+                          </a:stretch>
+                        </pic:blipFill>
+                        <pic:spPr>
+                          <a:xfrm>
+                            <a:off x="0" y="0"/>
+                            <a:ext cx="5955030" cy="2580513"/>
+                          </a:xfrm>
+                          <a:prstGeom prst="rect"/>
+                        </pic:spPr>
+                      </pic:pic>
+                    </a:graphicData>
+                  </a:graphic>
+                </wp:inline>
+              </w:drawing>
+            </w:r>
+          </w:p>
+        </w:tc>
+      </w:tr>
+    </w:tbl>
+    <w:p>
+      <w:pPr>
+        <w:spacing w:after="100" w:before="60"/>
+      </w:pPr>
+      <w:r>
+        <w:rPr>
+          <w:rFonts w:ascii="맑은 고딕" w:cs="맑은 고딕" w:eastAsia="맑은 고딕" w:hAnsi="맑은 고딕"/>
+          <w:b/>
+          <w:bCs/>
+          <w:color w:val="4A5560"/>
+          <w:sz w:val="18"/>
+          <w:szCs w:val="18"/>
+        </w:rPr>
+        <w:t xml:space="preserve">그림 3.8-2. </w:t>
+      </w:r>
+      <w:r>
+        <w:rPr>
+          <w:rFonts w:ascii="맑은 고딕" w:cs="맑은 고딕" w:eastAsia="맑은 고딕" w:hAnsi="맑은 고딕"/>
+          <w:sz w:val="18"/>
+          <w:szCs w:val="18"/>
+        </w:rPr>
+        <w:t>도킹스테이션 펌웨어 업데이트 도구 화면 예시. 펌웨어 버전과 업데이트 위치를 표시한다.</w:t>
       </w:r>
     </w:p>
     <w:p>
@@ -8654,6 +10238,105 @@
         </w:tc>
       </w:tr>
     </w:tbl>
+    <w:tbl>
+      <w:tblPr>
+        <w:tblW w:type="dxa" w:w="9638"/>
+        <w:tblBorders>
+          <w:top w:val="single" w:color="auto" w:sz="4"/>
+          <w:left w:val="single" w:color="auto" w:sz="4"/>
+          <w:bottom w:val="single" w:color="auto" w:sz="4"/>
+          <w:right w:val="single" w:color="auto" w:sz="4"/>
+          <w:insideH w:val="single" w:color="auto" w:sz="4"/>
+          <w:insideV w:val="single" w:color="auto" w:sz="4"/>
+        </w:tblBorders>
+      </w:tblPr>
+      <w:tblGrid>
+        <w:gridCol w:w="9638"/>
+      </w:tblGrid>
+      <w:tr>
+        <w:tc>
+          <w:tcPr>
+            <w:tcW w:type="dxa" w:w="9638"/>
+            <w:tcBorders>
+              <w:top w:val="single" w:color="C9D3DC" w:sz="4"/>
+              <w:left w:val="single" w:color="C9D3DC" w:sz="4"/>
+              <w:bottom w:val="single" w:color="C9D3DC" w:sz="4"/>
+              <w:right w:val="single" w:color="C9D3DC" w:sz="4"/>
+            </w:tcBorders>
+            <w:tcMar>
+              <w:top w:type="dxa" w:w="70"/>
+              <w:left w:type="dxa" w:w="110"/>
+              <w:bottom w:type="dxa" w:w="70"/>
+              <w:right w:type="dxa" w:w="110"/>
+            </w:tcMar>
+          </w:tcPr>
+          <w:p>
+            <w:pPr>
+              <w:spacing w:after="400" w:before="400"/>
+              <w:jc w:val="center"/>
+            </w:pPr>
+            <w:r>
+              <w:drawing>
+                <wp:inline xmlns:a="http://schemas.openxmlformats.org/drawingml/2006/main" xmlns:pic="http://schemas.openxmlformats.org/drawingml/2006/picture">
+                  <wp:extent cx="5955030" cy="2580513"/>
+                  <wp:docPr id="9" name="Picture 9" descr="그림 3.9. 처리 흐름도. 접수 시 확인 질문, 판단 기준, 처리 절차, 처리 후 안내와 이관 정보를 순서대로 표시한다."/>
+                  <wp:cNvGraphicFramePr>
+                    <a:graphicFrameLocks noChangeAspect="1"/>
+                  </wp:cNvGraphicFramePr>
+                  <a:graphic>
+                    <a:graphicData uri="http://schemas.openxmlformats.org/drawingml/2006/picture">
+                      <pic:pic>
+                        <pic:nvPicPr>
+                          <pic:cNvPr id="0" name="IT-HW-001-M_fig3.9.png"/>
+                          <pic:cNvPicPr/>
+                        </pic:nvPicPr>
+                        <pic:blipFill>
+                          <a:blip r:embed="rId21"/>
+                          <a:stretch>
+                            <a:fillRect/>
+                          </a:stretch>
+                        </pic:blipFill>
+                        <pic:spPr>
+                          <a:xfrm>
+                            <a:off x="0" y="0"/>
+                            <a:ext cx="5955030" cy="2580513"/>
+                          </a:xfrm>
+                          <a:prstGeom prst="rect"/>
+                        </pic:spPr>
+                      </pic:pic>
+                    </a:graphicData>
+                  </a:graphic>
+                </wp:inline>
+              </w:drawing>
+            </w:r>
+          </w:p>
+        </w:tc>
+      </w:tr>
+    </w:tbl>
+    <w:p>
+      <w:pPr>
+        <w:spacing w:after="100" w:before="60"/>
+      </w:pPr>
+      <w:r>
+        <w:rPr>
+          <w:rFonts w:ascii="맑은 고딕" w:cs="맑은 고딕" w:eastAsia="맑은 고딕" w:hAnsi="맑은 고딕"/>
+          <w:b/>
+          <w:bCs/>
+          <w:color w:val="4A5560"/>
+          <w:sz w:val="18"/>
+          <w:szCs w:val="18"/>
+        </w:rPr>
+        <w:t xml:space="preserve">그림 3.9-1. </w:t>
+      </w:r>
+      <w:r>
+        <w:rPr>
+          <w:rFonts w:ascii="맑은 고딕" w:cs="맑은 고딕" w:eastAsia="맑은 고딕" w:hAnsi="맑은 고딕"/>
+          <w:sz w:val="18"/>
+          <w:szCs w:val="18"/>
+        </w:rPr>
+        <w:t>처리 흐름도. 접수 시 확인 질문, 판단 기준, 처리 절차, 처리 후 안내와 이관 정보를 순서대로 표시한다.</w:t>
+      </w:r>
+    </w:p>
     <w:p>
       <w:pPr>
         <w:pStyle w:val="Heading3"/>
@@ -8781,6 +10464,105 @@
           <w:rFonts w:ascii="맑은 고딕" w:cs="맑은 고딕" w:eastAsia="맑은 고딕" w:hAnsi="맑은 고딕"/>
         </w:rPr>
         <w:t xml:space="preserve">불량 케이블을 교체 지급한다.</w:t>
+      </w:r>
+    </w:p>
+    <w:tbl>
+      <w:tblPr>
+        <w:tblW w:type="dxa" w:w="9638"/>
+        <w:tblBorders>
+          <w:top w:val="single" w:color="auto" w:sz="4"/>
+          <w:left w:val="single" w:color="auto" w:sz="4"/>
+          <w:bottom w:val="single" w:color="auto" w:sz="4"/>
+          <w:right w:val="single" w:color="auto" w:sz="4"/>
+          <w:insideH w:val="single" w:color="auto" w:sz="4"/>
+          <w:insideV w:val="single" w:color="auto" w:sz="4"/>
+        </w:tblBorders>
+      </w:tblPr>
+      <w:tblGrid>
+        <w:gridCol w:w="9638"/>
+      </w:tblGrid>
+      <w:tr>
+        <w:tc>
+          <w:tcPr>
+            <w:tcW w:type="dxa" w:w="9638"/>
+            <w:tcBorders>
+              <w:top w:val="single" w:color="C9D3DC" w:sz="4"/>
+              <w:left w:val="single" w:color="C9D3DC" w:sz="4"/>
+              <w:bottom w:val="single" w:color="C9D3DC" w:sz="4"/>
+              <w:right w:val="single" w:color="C9D3DC" w:sz="4"/>
+            </w:tcBorders>
+            <w:tcMar>
+              <w:top w:type="dxa" w:w="70"/>
+              <w:left w:type="dxa" w:w="110"/>
+              <w:bottom w:type="dxa" w:w="70"/>
+              <w:right w:type="dxa" w:w="110"/>
+            </w:tcMar>
+          </w:tcPr>
+          <w:p>
+            <w:pPr>
+              <w:spacing w:after="400" w:before="400"/>
+              <w:jc w:val="center"/>
+            </w:pPr>
+            <w:r>
+              <w:drawing>
+                <wp:inline xmlns:a="http://schemas.openxmlformats.org/drawingml/2006/main" xmlns:pic="http://schemas.openxmlformats.org/drawingml/2006/picture">
+                  <wp:extent cx="5955030" cy="2580513"/>
+                  <wp:docPr id="22" name="Picture 22" descr="그림 3.9-2. 듀얼 모니터 연결 그림. 다시 꽂도록 안내할 케이블과 교체 지급할 케이블을 표시한다."/>
+                  <wp:cNvGraphicFramePr>
+                    <a:graphicFrameLocks noChangeAspect="1"/>
+                  </wp:cNvGraphicFramePr>
+                  <a:graphic>
+                    <a:graphicData uri="http://schemas.openxmlformats.org/drawingml/2006/picture">
+                      <pic:pic>
+                        <pic:nvPicPr>
+                          <pic:cNvPr id="0" name="IT-HW-001-M_fig3.9-2.png"/>
+                          <pic:cNvPicPr/>
+                        </pic:nvPicPr>
+                        <pic:blipFill>
+                          <a:blip r:embed="rId34"/>
+                          <a:stretch>
+                            <a:fillRect/>
+                          </a:stretch>
+                        </pic:blipFill>
+                        <pic:spPr>
+                          <a:xfrm>
+                            <a:off x="0" y="0"/>
+                            <a:ext cx="5955030" cy="2580513"/>
+                          </a:xfrm>
+                          <a:prstGeom prst="rect"/>
+                        </pic:spPr>
+                      </pic:pic>
+                    </a:graphicData>
+                  </a:graphic>
+                </wp:inline>
+              </w:drawing>
+            </w:r>
+          </w:p>
+        </w:tc>
+      </w:tr>
+    </w:tbl>
+    <w:p>
+      <w:pPr>
+        <w:spacing w:after="100" w:before="60"/>
+      </w:pPr>
+      <w:r>
+        <w:rPr>
+          <w:rFonts w:ascii="맑은 고딕" w:cs="맑은 고딕" w:eastAsia="맑은 고딕" w:hAnsi="맑은 고딕"/>
+          <w:b/>
+          <w:bCs/>
+          <w:color w:val="4A5560"/>
+          <w:sz w:val="18"/>
+          <w:szCs w:val="18"/>
+        </w:rPr>
+        <w:t xml:space="preserve">그림 3.9-2. </w:t>
+      </w:r>
+      <w:r>
+        <w:rPr>
+          <w:rFonts w:ascii="맑은 고딕" w:cs="맑은 고딕" w:eastAsia="맑은 고딕" w:hAnsi="맑은 고딕"/>
+          <w:sz w:val="18"/>
+          <w:szCs w:val="18"/>
+        </w:rPr>
+        <w:t>듀얼 모니터 연결 그림. 다시 꽂도록 안내할 케이블과 교체 지급할 케이블을 표시한다.</w:t>
       </w:r>
     </w:p>
     <w:p>
@@ -9135,6 +10917,105 @@
         </w:tc>
       </w:tr>
     </w:tbl>
+    <w:tbl>
+      <w:tblPr>
+        <w:tblW w:type="dxa" w:w="9638"/>
+        <w:tblBorders>
+          <w:top w:val="single" w:color="auto" w:sz="4"/>
+          <w:left w:val="single" w:color="auto" w:sz="4"/>
+          <w:bottom w:val="single" w:color="auto" w:sz="4"/>
+          <w:right w:val="single" w:color="auto" w:sz="4"/>
+          <w:insideH w:val="single" w:color="auto" w:sz="4"/>
+          <w:insideV w:val="single" w:color="auto" w:sz="4"/>
+        </w:tblBorders>
+      </w:tblPr>
+      <w:tblGrid>
+        <w:gridCol w:w="9638"/>
+      </w:tblGrid>
+      <w:tr>
+        <w:tc>
+          <w:tcPr>
+            <w:tcW w:type="dxa" w:w="9638"/>
+            <w:tcBorders>
+              <w:top w:val="single" w:color="C9D3DC" w:sz="4"/>
+              <w:left w:val="single" w:color="C9D3DC" w:sz="4"/>
+              <w:bottom w:val="single" w:color="C9D3DC" w:sz="4"/>
+              <w:right w:val="single" w:color="C9D3DC" w:sz="4"/>
+            </w:tcBorders>
+            <w:tcMar>
+              <w:top w:type="dxa" w:w="70"/>
+              <w:left w:type="dxa" w:w="110"/>
+              <w:bottom w:type="dxa" w:w="70"/>
+              <w:right w:type="dxa" w:w="110"/>
+            </w:tcMar>
+          </w:tcPr>
+          <w:p>
+            <w:pPr>
+              <w:spacing w:after="400" w:before="400"/>
+              <w:jc w:val="center"/>
+            </w:pPr>
+            <w:r>
+              <w:drawing>
+                <wp:inline xmlns:a="http://schemas.openxmlformats.org/drawingml/2006/main" xmlns:pic="http://schemas.openxmlformats.org/drawingml/2006/picture">
+                  <wp:extent cx="5955030" cy="2580513"/>
+                  <wp:docPr id="10" name="Picture 10" descr="그림 3.10. 처리 흐름도. 접수 시 확인 질문, 판단 기준, 처리 절차, 처리 후 안내와 이관 정보를 순서대로 표시한다."/>
+                  <wp:cNvGraphicFramePr>
+                    <a:graphicFrameLocks noChangeAspect="1"/>
+                  </wp:cNvGraphicFramePr>
+                  <a:graphic>
+                    <a:graphicData uri="http://schemas.openxmlformats.org/drawingml/2006/picture">
+                      <pic:pic>
+                        <pic:nvPicPr>
+                          <pic:cNvPr id="0" name="IT-HW-001-M_fig3.10.png"/>
+                          <pic:cNvPicPr/>
+                        </pic:nvPicPr>
+                        <pic:blipFill>
+                          <a:blip r:embed="rId22"/>
+                          <a:stretch>
+                            <a:fillRect/>
+                          </a:stretch>
+                        </pic:blipFill>
+                        <pic:spPr>
+                          <a:xfrm>
+                            <a:off x="0" y="0"/>
+                            <a:ext cx="5955030" cy="2580513"/>
+                          </a:xfrm>
+                          <a:prstGeom prst="rect"/>
+                        </pic:spPr>
+                      </pic:pic>
+                    </a:graphicData>
+                  </a:graphic>
+                </wp:inline>
+              </w:drawing>
+            </w:r>
+          </w:p>
+        </w:tc>
+      </w:tr>
+    </w:tbl>
+    <w:p>
+      <w:pPr>
+        <w:spacing w:after="100" w:before="60"/>
+      </w:pPr>
+      <w:r>
+        <w:rPr>
+          <w:rFonts w:ascii="맑은 고딕" w:cs="맑은 고딕" w:eastAsia="맑은 고딕" w:hAnsi="맑은 고딕"/>
+          <w:b/>
+          <w:bCs/>
+          <w:color w:val="4A5560"/>
+          <w:sz w:val="18"/>
+          <w:szCs w:val="18"/>
+        </w:rPr>
+        <w:t xml:space="preserve">그림 3.10-1. </w:t>
+      </w:r>
+      <w:r>
+        <w:rPr>
+          <w:rFonts w:ascii="맑은 고딕" w:cs="맑은 고딕" w:eastAsia="맑은 고딕" w:hAnsi="맑은 고딕"/>
+          <w:sz w:val="18"/>
+          <w:szCs w:val="18"/>
+        </w:rPr>
+        <w:t>처리 흐름도. 접수 시 확인 질문, 판단 기준, 처리 절차, 처리 후 안내와 이관 정보를 순서대로 표시한다.</w:t>
+      </w:r>
+    </w:p>
     <w:p>
       <w:pPr>
         <w:pStyle w:val="Heading3"/>
@@ -9278,6 +11159,105 @@
           <w:rFonts w:ascii="맑은 고딕" w:cs="맑은 고딕" w:eastAsia="맑은 고딕" w:hAnsi="맑은 고딕"/>
         </w:rPr>
         <w:t xml:space="preserve">화면 상태를 확인한다.</w:t>
+      </w:r>
+    </w:p>
+    <w:tbl>
+      <w:tblPr>
+        <w:tblW w:type="dxa" w:w="9638"/>
+        <w:tblBorders>
+          <w:top w:val="single" w:color="auto" w:sz="4"/>
+          <w:left w:val="single" w:color="auto" w:sz="4"/>
+          <w:bottom w:val="single" w:color="auto" w:sz="4"/>
+          <w:right w:val="single" w:color="auto" w:sz="4"/>
+          <w:insideH w:val="single" w:color="auto" w:sz="4"/>
+          <w:insideV w:val="single" w:color="auto" w:sz="4"/>
+        </w:tblBorders>
+      </w:tblPr>
+      <w:tblGrid>
+        <w:gridCol w:w="9638"/>
+      </w:tblGrid>
+      <w:tr>
+        <w:tc>
+          <w:tcPr>
+            <w:tcW w:type="dxa" w:w="9638"/>
+            <w:tcBorders>
+              <w:top w:val="single" w:color="C9D3DC" w:sz="4"/>
+              <w:left w:val="single" w:color="C9D3DC" w:sz="4"/>
+              <w:bottom w:val="single" w:color="C9D3DC" w:sz="4"/>
+              <w:right w:val="single" w:color="C9D3DC" w:sz="4"/>
+            </w:tcBorders>
+            <w:tcMar>
+              <w:top w:type="dxa" w:w="70"/>
+              <w:left w:type="dxa" w:w="110"/>
+              <w:bottom w:type="dxa" w:w="70"/>
+              <w:right w:type="dxa" w:w="110"/>
+            </w:tcMar>
+          </w:tcPr>
+          <w:p>
+            <w:pPr>
+              <w:spacing w:after="400" w:before="400"/>
+              <w:jc w:val="center"/>
+            </w:pPr>
+            <w:r>
+              <w:drawing>
+                <wp:inline xmlns:a="http://schemas.openxmlformats.org/drawingml/2006/main" xmlns:pic="http://schemas.openxmlformats.org/drawingml/2006/picture">
+                  <wp:extent cx="5955030" cy="2580513"/>
+                  <wp:docPr id="23" name="Picture 23" descr="그림 3.10-2. 도킹스테이션 펌웨어 업데이트 도구 화면 예시. 펌웨어 업데이트 위치를 표시한다."/>
+                  <wp:cNvGraphicFramePr>
+                    <a:graphicFrameLocks noChangeAspect="1"/>
+                  </wp:cNvGraphicFramePr>
+                  <a:graphic>
+                    <a:graphicData uri="http://schemas.openxmlformats.org/drawingml/2006/picture">
+                      <pic:pic>
+                        <pic:nvPicPr>
+                          <pic:cNvPr id="0" name="IT-HW-001-M_fig3.10-2.png"/>
+                          <pic:cNvPicPr/>
+                        </pic:nvPicPr>
+                        <pic:blipFill>
+                          <a:blip r:embed="rId35"/>
+                          <a:stretch>
+                            <a:fillRect/>
+                          </a:stretch>
+                        </pic:blipFill>
+                        <pic:spPr>
+                          <a:xfrm>
+                            <a:off x="0" y="0"/>
+                            <a:ext cx="5955030" cy="2580513"/>
+                          </a:xfrm>
+                          <a:prstGeom prst="rect"/>
+                        </pic:spPr>
+                      </pic:pic>
+                    </a:graphicData>
+                  </a:graphic>
+                </wp:inline>
+              </w:drawing>
+            </w:r>
+          </w:p>
+        </w:tc>
+      </w:tr>
+    </w:tbl>
+    <w:p>
+      <w:pPr>
+        <w:spacing w:after="100" w:before="60"/>
+      </w:pPr>
+      <w:r>
+        <w:rPr>
+          <w:rFonts w:ascii="맑은 고딕" w:cs="맑은 고딕" w:eastAsia="맑은 고딕" w:hAnsi="맑은 고딕"/>
+          <w:b/>
+          <w:bCs/>
+          <w:color w:val="4A5560"/>
+          <w:sz w:val="18"/>
+          <w:szCs w:val="18"/>
+        </w:rPr>
+        <w:t xml:space="preserve">그림 3.10-2. </w:t>
+      </w:r>
+      <w:r>
+        <w:rPr>
+          <w:rFonts w:ascii="맑은 고딕" w:cs="맑은 고딕" w:eastAsia="맑은 고딕" w:hAnsi="맑은 고딕"/>
+          <w:sz w:val="18"/>
+          <w:szCs w:val="18"/>
+        </w:rPr>
+        <w:t>도킹스테이션 펌웨어 업데이트 도구 화면 예시. 펌웨어 업데이트 위치를 표시한다.</w:t>
       </w:r>
     </w:p>
     <w:p>
@@ -9632,6 +11612,105 @@
         </w:tc>
       </w:tr>
     </w:tbl>
+    <w:tbl>
+      <w:tblPr>
+        <w:tblW w:type="dxa" w:w="9638"/>
+        <w:tblBorders>
+          <w:top w:val="single" w:color="auto" w:sz="4"/>
+          <w:left w:val="single" w:color="auto" w:sz="4"/>
+          <w:bottom w:val="single" w:color="auto" w:sz="4"/>
+          <w:right w:val="single" w:color="auto" w:sz="4"/>
+          <w:insideH w:val="single" w:color="auto" w:sz="4"/>
+          <w:insideV w:val="single" w:color="auto" w:sz="4"/>
+        </w:tblBorders>
+      </w:tblPr>
+      <w:tblGrid>
+        <w:gridCol w:w="9638"/>
+      </w:tblGrid>
+      <w:tr>
+        <w:tc>
+          <w:tcPr>
+            <w:tcW w:type="dxa" w:w="9638"/>
+            <w:tcBorders>
+              <w:top w:val="single" w:color="C9D3DC" w:sz="4"/>
+              <w:left w:val="single" w:color="C9D3DC" w:sz="4"/>
+              <w:bottom w:val="single" w:color="C9D3DC" w:sz="4"/>
+              <w:right w:val="single" w:color="C9D3DC" w:sz="4"/>
+            </w:tcBorders>
+            <w:tcMar>
+              <w:top w:type="dxa" w:w="70"/>
+              <w:left w:type="dxa" w:w="110"/>
+              <w:bottom w:type="dxa" w:w="70"/>
+              <w:right w:type="dxa" w:w="110"/>
+            </w:tcMar>
+          </w:tcPr>
+          <w:p>
+            <w:pPr>
+              <w:spacing w:after="400" w:before="400"/>
+              <w:jc w:val="center"/>
+            </w:pPr>
+            <w:r>
+              <w:drawing>
+                <wp:inline xmlns:a="http://schemas.openxmlformats.org/drawingml/2006/main" xmlns:pic="http://schemas.openxmlformats.org/drawingml/2006/picture">
+                  <wp:extent cx="5955030" cy="2580513"/>
+                  <wp:docPr id="11" name="Picture 11" descr="그림 3.11. 처리 흐름도. 접수 시 확인 질문, 판단 기준, 처리 절차, 처리 후 안내와 이관 정보를 순서대로 표시한다."/>
+                  <wp:cNvGraphicFramePr>
+                    <a:graphicFrameLocks noChangeAspect="1"/>
+                  </wp:cNvGraphicFramePr>
+                  <a:graphic>
+                    <a:graphicData uri="http://schemas.openxmlformats.org/drawingml/2006/picture">
+                      <pic:pic>
+                        <pic:nvPicPr>
+                          <pic:cNvPr id="0" name="IT-HW-001-M_fig3.11.png"/>
+                          <pic:cNvPicPr/>
+                        </pic:nvPicPr>
+                        <pic:blipFill>
+                          <a:blip r:embed="rId23"/>
+                          <a:stretch>
+                            <a:fillRect/>
+                          </a:stretch>
+                        </pic:blipFill>
+                        <pic:spPr>
+                          <a:xfrm>
+                            <a:off x="0" y="0"/>
+                            <a:ext cx="5955030" cy="2580513"/>
+                          </a:xfrm>
+                          <a:prstGeom prst="rect"/>
+                        </pic:spPr>
+                      </pic:pic>
+                    </a:graphicData>
+                  </a:graphic>
+                </wp:inline>
+              </w:drawing>
+            </w:r>
+          </w:p>
+        </w:tc>
+      </w:tr>
+    </w:tbl>
+    <w:p>
+      <w:pPr>
+        <w:spacing w:after="100" w:before="60"/>
+      </w:pPr>
+      <w:r>
+        <w:rPr>
+          <w:rFonts w:ascii="맑은 고딕" w:cs="맑은 고딕" w:eastAsia="맑은 고딕" w:hAnsi="맑은 고딕"/>
+          <w:b/>
+          <w:bCs/>
+          <w:color w:val="4A5560"/>
+          <w:sz w:val="18"/>
+          <w:szCs w:val="18"/>
+        </w:rPr>
+        <w:t xml:space="preserve">그림 3.11-1. </w:t>
+      </w:r>
+      <w:r>
+        <w:rPr>
+          <w:rFonts w:ascii="맑은 고딕" w:cs="맑은 고딕" w:eastAsia="맑은 고딕" w:hAnsi="맑은 고딕"/>
+          <w:sz w:val="18"/>
+          <w:szCs w:val="18"/>
+        </w:rPr>
+        <w:t>처리 흐름도. 접수 시 확인 질문, 판단 기준, 처리 절차, 처리 후 안내와 이관 정보를 순서대로 표시한다.</w:t>
+      </w:r>
+    </w:p>
     <w:p>
       <w:pPr>
         <w:pStyle w:val="Heading3"/>
@@ -9759,6 +11838,105 @@
           <w:rFonts w:ascii="맑은 고딕" w:cs="맑은 고딕" w:eastAsia="맑은 고딕" w:hAnsi="맑은 고딕"/>
         </w:rPr>
         <w:t xml:space="preserve">사용 중 끊김 여부를 확인한다.</w:t>
+      </w:r>
+    </w:p>
+    <w:tbl>
+      <w:tblPr>
+        <w:tblW w:type="dxa" w:w="9638"/>
+        <w:tblBorders>
+          <w:top w:val="single" w:color="auto" w:sz="4"/>
+          <w:left w:val="single" w:color="auto" w:sz="4"/>
+          <w:bottom w:val="single" w:color="auto" w:sz="4"/>
+          <w:right w:val="single" w:color="auto" w:sz="4"/>
+          <w:insideH w:val="single" w:color="auto" w:sz="4"/>
+          <w:insideV w:val="single" w:color="auto" w:sz="4"/>
+        </w:tblBorders>
+      </w:tblPr>
+      <w:tblGrid>
+        <w:gridCol w:w="9638"/>
+      </w:tblGrid>
+      <w:tr>
+        <w:tc>
+          <w:tcPr>
+            <w:tcW w:type="dxa" w:w="9638"/>
+            <w:tcBorders>
+              <w:top w:val="single" w:color="C9D3DC" w:sz="4"/>
+              <w:left w:val="single" w:color="C9D3DC" w:sz="4"/>
+              <w:bottom w:val="single" w:color="C9D3DC" w:sz="4"/>
+              <w:right w:val="single" w:color="C9D3DC" w:sz="4"/>
+            </w:tcBorders>
+            <w:tcMar>
+              <w:top w:type="dxa" w:w="70"/>
+              <w:left w:type="dxa" w:w="110"/>
+              <w:bottom w:type="dxa" w:w="70"/>
+              <w:right w:type="dxa" w:w="110"/>
+            </w:tcMar>
+          </w:tcPr>
+          <w:p>
+            <w:pPr>
+              <w:spacing w:after="400" w:before="400"/>
+              <w:jc w:val="center"/>
+            </w:pPr>
+            <w:r>
+              <w:drawing>
+                <wp:inline xmlns:a="http://schemas.openxmlformats.org/drawingml/2006/main" xmlns:pic="http://schemas.openxmlformats.org/drawingml/2006/picture">
+                  <wp:extent cx="5955030" cy="2580513"/>
+                  <wp:docPr id="24" name="Picture 24" descr="그림 3.11-2. 무선 마우스 수신기 위치 그림. 사용자에게 안내할 수신기 위치를 표시한다."/>
+                  <wp:cNvGraphicFramePr>
+                    <a:graphicFrameLocks noChangeAspect="1"/>
+                  </wp:cNvGraphicFramePr>
+                  <a:graphic>
+                    <a:graphicData uri="http://schemas.openxmlformats.org/drawingml/2006/picture">
+                      <pic:pic>
+                        <pic:nvPicPr>
+                          <pic:cNvPr id="0" name="IT-HW-001-M_fig3.11-2.png"/>
+                          <pic:cNvPicPr/>
+                        </pic:nvPicPr>
+                        <pic:blipFill>
+                          <a:blip r:embed="rId36"/>
+                          <a:stretch>
+                            <a:fillRect/>
+                          </a:stretch>
+                        </pic:blipFill>
+                        <pic:spPr>
+                          <a:xfrm>
+                            <a:off x="0" y="0"/>
+                            <a:ext cx="5955030" cy="2580513"/>
+                          </a:xfrm>
+                          <a:prstGeom prst="rect"/>
+                        </pic:spPr>
+                      </pic:pic>
+                    </a:graphicData>
+                  </a:graphic>
+                </wp:inline>
+              </w:drawing>
+            </w:r>
+          </w:p>
+        </w:tc>
+      </w:tr>
+    </w:tbl>
+    <w:p>
+      <w:pPr>
+        <w:spacing w:after="100" w:before="60"/>
+      </w:pPr>
+      <w:r>
+        <w:rPr>
+          <w:rFonts w:ascii="맑은 고딕" w:cs="맑은 고딕" w:eastAsia="맑은 고딕" w:hAnsi="맑은 고딕"/>
+          <w:b/>
+          <w:bCs/>
+          <w:color w:val="4A5560"/>
+          <w:sz w:val="18"/>
+          <w:szCs w:val="18"/>
+        </w:rPr>
+        <w:t xml:space="preserve">그림 3.11-2. </w:t>
+      </w:r>
+      <w:r>
+        <w:rPr>
+          <w:rFonts w:ascii="맑은 고딕" w:cs="맑은 고딕" w:eastAsia="맑은 고딕" w:hAnsi="맑은 고딕"/>
+          <w:sz w:val="18"/>
+          <w:szCs w:val="18"/>
+        </w:rPr>
+        <w:t>무선 마우스 수신기 위치 그림. 사용자에게 안내할 수신기 위치를 표시한다.</w:t>
       </w:r>
     </w:p>
     <w:p>
@@ -10113,6 +12291,105 @@
         </w:tc>
       </w:tr>
     </w:tbl>
+    <w:tbl>
+      <w:tblPr>
+        <w:tblW w:type="dxa" w:w="9638"/>
+        <w:tblBorders>
+          <w:top w:val="single" w:color="auto" w:sz="4"/>
+          <w:left w:val="single" w:color="auto" w:sz="4"/>
+          <w:bottom w:val="single" w:color="auto" w:sz="4"/>
+          <w:right w:val="single" w:color="auto" w:sz="4"/>
+          <w:insideH w:val="single" w:color="auto" w:sz="4"/>
+          <w:insideV w:val="single" w:color="auto" w:sz="4"/>
+        </w:tblBorders>
+      </w:tblPr>
+      <w:tblGrid>
+        <w:gridCol w:w="9638"/>
+      </w:tblGrid>
+      <w:tr>
+        <w:tc>
+          <w:tcPr>
+            <w:tcW w:type="dxa" w:w="9638"/>
+            <w:tcBorders>
+              <w:top w:val="single" w:color="C9D3DC" w:sz="4"/>
+              <w:left w:val="single" w:color="C9D3DC" w:sz="4"/>
+              <w:bottom w:val="single" w:color="C9D3DC" w:sz="4"/>
+              <w:right w:val="single" w:color="C9D3DC" w:sz="4"/>
+            </w:tcBorders>
+            <w:tcMar>
+              <w:top w:type="dxa" w:w="70"/>
+              <w:left w:type="dxa" w:w="110"/>
+              <w:bottom w:type="dxa" w:w="70"/>
+              <w:right w:type="dxa" w:w="110"/>
+            </w:tcMar>
+          </w:tcPr>
+          <w:p>
+            <w:pPr>
+              <w:spacing w:after="400" w:before="400"/>
+              <w:jc w:val="center"/>
+            </w:pPr>
+            <w:r>
+              <w:drawing>
+                <wp:inline xmlns:a="http://schemas.openxmlformats.org/drawingml/2006/main" xmlns:pic="http://schemas.openxmlformats.org/drawingml/2006/picture">
+                  <wp:extent cx="5955030" cy="2580513"/>
+                  <wp:docPr id="12" name="Picture 12" descr="그림 3.12. 처리 흐름도. 접수 시 확인 질문, 판단 기준, 처리 절차, 처리 후 안내와 이관 정보를 순서대로 표시한다."/>
+                  <wp:cNvGraphicFramePr>
+                    <a:graphicFrameLocks noChangeAspect="1"/>
+                  </wp:cNvGraphicFramePr>
+                  <a:graphic>
+                    <a:graphicData uri="http://schemas.openxmlformats.org/drawingml/2006/picture">
+                      <pic:pic>
+                        <pic:nvPicPr>
+                          <pic:cNvPr id="0" name="IT-HW-001-M_fig3.12.png"/>
+                          <pic:cNvPicPr/>
+                        </pic:nvPicPr>
+                        <pic:blipFill>
+                          <a:blip r:embed="rId24"/>
+                          <a:stretch>
+                            <a:fillRect/>
+                          </a:stretch>
+                        </pic:blipFill>
+                        <pic:spPr>
+                          <a:xfrm>
+                            <a:off x="0" y="0"/>
+                            <a:ext cx="5955030" cy="2580513"/>
+                          </a:xfrm>
+                          <a:prstGeom prst="rect"/>
+                        </pic:spPr>
+                      </pic:pic>
+                    </a:graphicData>
+                  </a:graphic>
+                </wp:inline>
+              </w:drawing>
+            </w:r>
+          </w:p>
+        </w:tc>
+      </w:tr>
+    </w:tbl>
+    <w:p>
+      <w:pPr>
+        <w:spacing w:after="100" w:before="60"/>
+      </w:pPr>
+      <w:r>
+        <w:rPr>
+          <w:rFonts w:ascii="맑은 고딕" w:cs="맑은 고딕" w:eastAsia="맑은 고딕" w:hAnsi="맑은 고딕"/>
+          <w:b/>
+          <w:bCs/>
+          <w:color w:val="4A5560"/>
+          <w:sz w:val="18"/>
+          <w:szCs w:val="18"/>
+        </w:rPr>
+        <w:t xml:space="preserve">그림 3.12-1. </w:t>
+      </w:r>
+      <w:r>
+        <w:rPr>
+          <w:rFonts w:ascii="맑은 고딕" w:cs="맑은 고딕" w:eastAsia="맑은 고딕" w:hAnsi="맑은 고딕"/>
+          <w:sz w:val="18"/>
+          <w:szCs w:val="18"/>
+        </w:rPr>
+        <w:t>처리 흐름도. 접수 시 확인 질문, 판단 기준, 처리 절차, 처리 후 안내와 이관 정보를 순서대로 표시한다.</w:t>
+      </w:r>
+    </w:p>
     <w:p>
       <w:pPr>
         <w:pStyle w:val="Heading3"/>
@@ -10256,6 +12533,105 @@
           <w:rFonts w:ascii="맑은 고딕" w:cs="맑은 고딕" w:eastAsia="맑은 고딕" w:hAnsi="맑은 고딕"/>
         </w:rPr>
         <w:t xml:space="preserve">정상 완료와 로그인을 확인한다.</w:t>
+      </w:r>
+    </w:p>
+    <w:tbl>
+      <w:tblPr>
+        <w:tblW w:type="dxa" w:w="9638"/>
+        <w:tblBorders>
+          <w:top w:val="single" w:color="auto" w:sz="4"/>
+          <w:left w:val="single" w:color="auto" w:sz="4"/>
+          <w:bottom w:val="single" w:color="auto" w:sz="4"/>
+          <w:right w:val="single" w:color="auto" w:sz="4"/>
+          <w:insideH w:val="single" w:color="auto" w:sz="4"/>
+          <w:insideV w:val="single" w:color="auto" w:sz="4"/>
+        </w:tblBorders>
+      </w:tblPr>
+      <w:tblGrid>
+        <w:gridCol w:w="9638"/>
+      </w:tblGrid>
+      <w:tr>
+        <w:tc>
+          <w:tcPr>
+            <w:tcW w:type="dxa" w:w="9638"/>
+            <w:tcBorders>
+              <w:top w:val="single" w:color="C9D3DC" w:sz="4"/>
+              <w:left w:val="single" w:color="C9D3DC" w:sz="4"/>
+              <w:bottom w:val="single" w:color="C9D3DC" w:sz="4"/>
+              <w:right w:val="single" w:color="C9D3DC" w:sz="4"/>
+            </w:tcBorders>
+            <w:tcMar>
+              <w:top w:type="dxa" w:w="70"/>
+              <w:left w:type="dxa" w:w="110"/>
+              <w:bottom w:type="dxa" w:w="70"/>
+              <w:right w:type="dxa" w:w="110"/>
+            </w:tcMar>
+          </w:tcPr>
+          <w:p>
+            <w:pPr>
+              <w:spacing w:after="400" w:before="400"/>
+              <w:jc w:val="center"/>
+            </w:pPr>
+            <w:r>
+              <w:drawing>
+                <wp:inline xmlns:a="http://schemas.openxmlformats.org/drawingml/2006/main" xmlns:pic="http://schemas.openxmlformats.org/drawingml/2006/picture">
+                  <wp:extent cx="5955030" cy="2580513"/>
+                  <wp:docPr id="25" name="Picture 25" descr="그림 3.12-2. 원격 지원 도구 화면 예시. 디스크 공간을 확보하고 업데이트를 다시 진행하는 위치를 표시한다."/>
+                  <wp:cNvGraphicFramePr>
+                    <a:graphicFrameLocks noChangeAspect="1"/>
+                  </wp:cNvGraphicFramePr>
+                  <a:graphic>
+                    <a:graphicData uri="http://schemas.openxmlformats.org/drawingml/2006/picture">
+                      <pic:pic>
+                        <pic:nvPicPr>
+                          <pic:cNvPr id="0" name="IT-HW-001-M_fig3.12-2.png"/>
+                          <pic:cNvPicPr/>
+                        </pic:nvPicPr>
+                        <pic:blipFill>
+                          <a:blip r:embed="rId37"/>
+                          <a:stretch>
+                            <a:fillRect/>
+                          </a:stretch>
+                        </pic:blipFill>
+                        <pic:spPr>
+                          <a:xfrm>
+                            <a:off x="0" y="0"/>
+                            <a:ext cx="5955030" cy="2580513"/>
+                          </a:xfrm>
+                          <a:prstGeom prst="rect"/>
+                        </pic:spPr>
+                      </pic:pic>
+                    </a:graphicData>
+                  </a:graphic>
+                </wp:inline>
+              </w:drawing>
+            </w:r>
+          </w:p>
+        </w:tc>
+      </w:tr>
+    </w:tbl>
+    <w:p>
+      <w:pPr>
+        <w:spacing w:after="100" w:before="60"/>
+      </w:pPr>
+      <w:r>
+        <w:rPr>
+          <w:rFonts w:ascii="맑은 고딕" w:cs="맑은 고딕" w:eastAsia="맑은 고딕" w:hAnsi="맑은 고딕"/>
+          <w:b/>
+          <w:bCs/>
+          <w:color w:val="4A5560"/>
+          <w:sz w:val="18"/>
+          <w:szCs w:val="18"/>
+        </w:rPr>
+        <w:t xml:space="preserve">그림 3.12-2. </w:t>
+      </w:r>
+      <w:r>
+        <w:rPr>
+          <w:rFonts w:ascii="맑은 고딕" w:cs="맑은 고딕" w:eastAsia="맑은 고딕" w:hAnsi="맑은 고딕"/>
+          <w:sz w:val="18"/>
+          <w:szCs w:val="18"/>
+        </w:rPr>
+        <w:t>원격 지원 도구 화면 예시. 디스크 공간을 확보하고 업데이트를 다시 진행하는 위치를 표시한다.</w:t>
       </w:r>
     </w:p>
     <w:p>
@@ -10610,6 +12986,105 @@
         </w:tc>
       </w:tr>
     </w:tbl>
+    <w:tbl>
+      <w:tblPr>
+        <w:tblW w:type="dxa" w:w="9638"/>
+        <w:tblBorders>
+          <w:top w:val="single" w:color="auto" w:sz="4"/>
+          <w:left w:val="single" w:color="auto" w:sz="4"/>
+          <w:bottom w:val="single" w:color="auto" w:sz="4"/>
+          <w:right w:val="single" w:color="auto" w:sz="4"/>
+          <w:insideH w:val="single" w:color="auto" w:sz="4"/>
+          <w:insideV w:val="single" w:color="auto" w:sz="4"/>
+        </w:tblBorders>
+      </w:tblPr>
+      <w:tblGrid>
+        <w:gridCol w:w="9638"/>
+      </w:tblGrid>
+      <w:tr>
+        <w:tc>
+          <w:tcPr>
+            <w:tcW w:type="dxa" w:w="9638"/>
+            <w:tcBorders>
+              <w:top w:val="single" w:color="C9D3DC" w:sz="4"/>
+              <w:left w:val="single" w:color="C9D3DC" w:sz="4"/>
+              <w:bottom w:val="single" w:color="C9D3DC" w:sz="4"/>
+              <w:right w:val="single" w:color="C9D3DC" w:sz="4"/>
+            </w:tcBorders>
+            <w:tcMar>
+              <w:top w:type="dxa" w:w="70"/>
+              <w:left w:type="dxa" w:w="110"/>
+              <w:bottom w:type="dxa" w:w="70"/>
+              <w:right w:type="dxa" w:w="110"/>
+            </w:tcMar>
+          </w:tcPr>
+          <w:p>
+            <w:pPr>
+              <w:spacing w:after="400" w:before="400"/>
+              <w:jc w:val="center"/>
+            </w:pPr>
+            <w:r>
+              <w:drawing>
+                <wp:inline xmlns:a="http://schemas.openxmlformats.org/drawingml/2006/main" xmlns:pic="http://schemas.openxmlformats.org/drawingml/2006/picture">
+                  <wp:extent cx="5955030" cy="2580513"/>
+                  <wp:docPr id="13" name="Picture 13" descr="그림 3.13. 처리 흐름도. 접수 시 확인 질문, 판단 기준, 처리 절차, 처리 후 안내와 이관 정보를 순서대로 표시한다."/>
+                  <wp:cNvGraphicFramePr>
+                    <a:graphicFrameLocks noChangeAspect="1"/>
+                  </wp:cNvGraphicFramePr>
+                  <a:graphic>
+                    <a:graphicData uri="http://schemas.openxmlformats.org/drawingml/2006/picture">
+                      <pic:pic>
+                        <pic:nvPicPr>
+                          <pic:cNvPr id="0" name="IT-HW-001-M_fig3.13.png"/>
+                          <pic:cNvPicPr/>
+                        </pic:nvPicPr>
+                        <pic:blipFill>
+                          <a:blip r:embed="rId25"/>
+                          <a:stretch>
+                            <a:fillRect/>
+                          </a:stretch>
+                        </pic:blipFill>
+                        <pic:spPr>
+                          <a:xfrm>
+                            <a:off x="0" y="0"/>
+                            <a:ext cx="5955030" cy="2580513"/>
+                          </a:xfrm>
+                          <a:prstGeom prst="rect"/>
+                        </pic:spPr>
+                      </pic:pic>
+                    </a:graphicData>
+                  </a:graphic>
+                </wp:inline>
+              </w:drawing>
+            </w:r>
+          </w:p>
+        </w:tc>
+      </w:tr>
+    </w:tbl>
+    <w:p>
+      <w:pPr>
+        <w:spacing w:after="100" w:before="60"/>
+      </w:pPr>
+      <w:r>
+        <w:rPr>
+          <w:rFonts w:ascii="맑은 고딕" w:cs="맑은 고딕" w:eastAsia="맑은 고딕" w:hAnsi="맑은 고딕"/>
+          <w:b/>
+          <w:bCs/>
+          <w:color w:val="4A5560"/>
+          <w:sz w:val="18"/>
+          <w:szCs w:val="18"/>
+        </w:rPr>
+        <w:t xml:space="preserve">그림 3.13-1. </w:t>
+      </w:r>
+      <w:r>
+        <w:rPr>
+          <w:rFonts w:ascii="맑은 고딕" w:cs="맑은 고딕" w:eastAsia="맑은 고딕" w:hAnsi="맑은 고딕"/>
+          <w:sz w:val="18"/>
+          <w:szCs w:val="18"/>
+        </w:rPr>
+        <w:t>처리 흐름도. 접수 시 확인 질문, 판단 기준, 처리 절차, 처리 후 안내와 이관 정보를 순서대로 표시한다.</w:t>
+      </w:r>
+    </w:p>
     <w:p>
       <w:pPr>
         <w:pStyle w:val="Heading3"/>
@@ -10737,6 +13212,105 @@
           <w:rFonts w:ascii="맑은 고딕" w:cs="맑은 고딕" w:eastAsia="맑은 고딕" w:hAnsi="맑은 고딕"/>
         </w:rPr>
         <w:t xml:space="preserve">소리 출력을 확인한다.</w:t>
+      </w:r>
+    </w:p>
+    <w:tbl>
+      <w:tblPr>
+        <w:tblW w:type="dxa" w:w="9638"/>
+        <w:tblBorders>
+          <w:top w:val="single" w:color="auto" w:sz="4"/>
+          <w:left w:val="single" w:color="auto" w:sz="4"/>
+          <w:bottom w:val="single" w:color="auto" w:sz="4"/>
+          <w:right w:val="single" w:color="auto" w:sz="4"/>
+          <w:insideH w:val="single" w:color="auto" w:sz="4"/>
+          <w:insideV w:val="single" w:color="auto" w:sz="4"/>
+        </w:tblBorders>
+      </w:tblPr>
+      <w:tblGrid>
+        <w:gridCol w:w="9638"/>
+      </w:tblGrid>
+      <w:tr>
+        <w:tc>
+          <w:tcPr>
+            <w:tcW w:type="dxa" w:w="9638"/>
+            <w:tcBorders>
+              <w:top w:val="single" w:color="C9D3DC" w:sz="4"/>
+              <w:left w:val="single" w:color="C9D3DC" w:sz="4"/>
+              <w:bottom w:val="single" w:color="C9D3DC" w:sz="4"/>
+              <w:right w:val="single" w:color="C9D3DC" w:sz="4"/>
+            </w:tcBorders>
+            <w:tcMar>
+              <w:top w:type="dxa" w:w="70"/>
+              <w:left w:type="dxa" w:w="110"/>
+              <w:bottom w:type="dxa" w:w="70"/>
+              <w:right w:type="dxa" w:w="110"/>
+            </w:tcMar>
+          </w:tcPr>
+          <w:p>
+            <w:pPr>
+              <w:spacing w:after="400" w:before="400"/>
+              <w:jc w:val="center"/>
+            </w:pPr>
+            <w:r>
+              <w:drawing>
+                <wp:inline xmlns:a="http://schemas.openxmlformats.org/drawingml/2006/main" xmlns:pic="http://schemas.openxmlformats.org/drawingml/2006/picture">
+                  <wp:extent cx="5955030" cy="2580513"/>
+                  <wp:docPr id="26" name="Picture 26" descr="그림 3.13-2. 원격 지원 도구의 장치 관리자 화면 예시. 오디오 드라이버를 확인하고 다시 설치하는 위치를 표시한다."/>
+                  <wp:cNvGraphicFramePr>
+                    <a:graphicFrameLocks noChangeAspect="1"/>
+                  </wp:cNvGraphicFramePr>
+                  <a:graphic>
+                    <a:graphicData uri="http://schemas.openxmlformats.org/drawingml/2006/picture">
+                      <pic:pic>
+                        <pic:nvPicPr>
+                          <pic:cNvPr id="0" name="IT-HW-001-M_fig3.13-2.png"/>
+                          <pic:cNvPicPr/>
+                        </pic:nvPicPr>
+                        <pic:blipFill>
+                          <a:blip r:embed="rId38"/>
+                          <a:stretch>
+                            <a:fillRect/>
+                          </a:stretch>
+                        </pic:blipFill>
+                        <pic:spPr>
+                          <a:xfrm>
+                            <a:off x="0" y="0"/>
+                            <a:ext cx="5955030" cy="2580513"/>
+                          </a:xfrm>
+                          <a:prstGeom prst="rect"/>
+                        </pic:spPr>
+                      </pic:pic>
+                    </a:graphicData>
+                  </a:graphic>
+                </wp:inline>
+              </w:drawing>
+            </w:r>
+          </w:p>
+        </w:tc>
+      </w:tr>
+    </w:tbl>
+    <w:p>
+      <w:pPr>
+        <w:spacing w:after="100" w:before="60"/>
+      </w:pPr>
+      <w:r>
+        <w:rPr>
+          <w:rFonts w:ascii="맑은 고딕" w:cs="맑은 고딕" w:eastAsia="맑은 고딕" w:hAnsi="맑은 고딕"/>
+          <w:b/>
+          <w:bCs/>
+          <w:color w:val="4A5560"/>
+          <w:sz w:val="18"/>
+          <w:szCs w:val="18"/>
+        </w:rPr>
+        <w:t xml:space="preserve">그림 3.13-2. </w:t>
+      </w:r>
+      <w:r>
+        <w:rPr>
+          <w:rFonts w:ascii="맑은 고딕" w:cs="맑은 고딕" w:eastAsia="맑은 고딕" w:hAnsi="맑은 고딕"/>
+          <w:sz w:val="18"/>
+          <w:szCs w:val="18"/>
+        </w:rPr>
+        <w:t>원격 지원 도구의 장치 관리자 화면 예시. 오디오 드라이버를 확인하고 다시 설치하는 위치를 표시한다.</w:t>
       </w:r>
     </w:p>
     <w:p>
